--- a/child dev/lkg, child dev.docx
+++ b/child dev/lkg, child dev.docx
@@ -274,26 +274,14 @@
                 <w:szCs w:val="24"/>
               </w:rPr>
             </w:pPr>
-            <w:proofErr w:type="gramStart"/>
             <w:r>
               <w:rPr>
                 <w:rFonts w:ascii="Preeti" w:hAnsi="Preeti" w:cs="Times New Roman"/>
                 <w:sz w:val="28"/>
                 <w:szCs w:val="28"/>
               </w:rPr>
-              <w:t>g]</w:t>
-            </w:r>
-            <w:proofErr w:type="spellStart"/>
-            <w:r>
-              <w:rPr>
-                <w:rFonts w:ascii="Preeti" w:hAnsi="Preeti" w:cs="Times New Roman"/>
-                <w:sz w:val="28"/>
-                <w:szCs w:val="28"/>
-              </w:rPr>
-              <w:t>kfnL</w:t>
-            </w:r>
-            <w:proofErr w:type="spellEnd"/>
-            <w:proofErr w:type="gramEnd"/>
+              <w:t>g]kfnL</w:t>
+            </w:r>
           </w:p>
         </w:tc>
         <w:tc>
@@ -4040,22 +4028,6 @@
           <w:szCs w:val="24"/>
         </w:rPr>
       </w:pPr>
-    </w:p>
-    <w:p>
-      <w:pPr>
-        <w:tabs>
-          <w:tab w:val="left" w:pos="-90"/>
-        </w:tabs>
-        <w:spacing w:after="0" w:line="240" w:lineRule="auto"/>
-        <w:jc w:val="center"/>
-        <w:rPr>
-          <w:rFonts w:ascii="Times New Roman" w:hAnsi="Times New Roman" w:cs="Times New Roman"/>
-          <w:b/>
-          <w:caps/>
-          <w:sz w:val="24"/>
-          <w:szCs w:val="24"/>
-        </w:rPr>
-      </w:pPr>
       <w:r>
         <w:rPr>
           <w:rFonts w:ascii="Times New Roman" w:hAnsi="Times New Roman" w:cs="Times New Roman"/>
@@ -4315,7 +4287,19 @@
               <w:rPr>
                 <w:rFonts w:asciiTheme="majorBidi" w:hAnsiTheme="majorBidi" w:cstheme="majorBidi"/>
               </w:rPr>
-              <w:t>Can name the given picture.</w:t>
+              <w:t>Can name the given picture</w:t>
+            </w:r>
+            <w:r>
+              <w:rPr>
+                <w:rFonts w:asciiTheme="majorBidi" w:hAnsiTheme="majorBidi" w:cstheme="majorBidi"/>
+              </w:rPr>
+              <w:t>s</w:t>
+            </w:r>
+            <w:r>
+              <w:rPr>
+                <w:rFonts w:asciiTheme="majorBidi" w:hAnsiTheme="majorBidi" w:cstheme="majorBidi"/>
+              </w:rPr>
+              <w:t>.</w:t>
             </w:r>
           </w:p>
         </w:tc>
@@ -4355,7 +4339,7 @@
               <w:rPr>
                 <w:rFonts w:asciiTheme="majorBidi" w:hAnsiTheme="majorBidi" w:cstheme="majorBidi"/>
               </w:rPr>
-              <w:t>Can write the missing letter in each word.</w:t>
+              <w:t>Can change the singular noun in into plural.</w:t>
             </w:r>
           </w:p>
         </w:tc>
@@ -4395,13 +4379,7 @@
               <w:rPr>
                 <w:rFonts w:asciiTheme="majorBidi" w:hAnsiTheme="majorBidi" w:cstheme="majorBidi"/>
               </w:rPr>
-              <w:t>Can make words</w:t>
-            </w:r>
-            <w:r>
-              <w:rPr>
-                <w:rFonts w:asciiTheme="majorBidi" w:hAnsiTheme="majorBidi" w:cstheme="majorBidi"/>
-              </w:rPr>
-              <w:t xml:space="preserve"> from the given patterns.</w:t>
+              <w:t>Can write the missing letter in each word.</w:t>
             </w:r>
           </w:p>
         </w:tc>
@@ -4441,7 +4419,13 @@
               <w:rPr>
                 <w:rFonts w:asciiTheme="majorBidi" w:hAnsiTheme="majorBidi" w:cstheme="majorBidi"/>
               </w:rPr>
-              <w:t>Can match the same words.</w:t>
+              <w:t>Can make words</w:t>
+            </w:r>
+            <w:r>
+              <w:rPr>
+                <w:rFonts w:asciiTheme="majorBidi" w:hAnsiTheme="majorBidi" w:cstheme="majorBidi"/>
+              </w:rPr>
+              <w:t xml:space="preserve"> from the given patterns.</w:t>
             </w:r>
           </w:p>
         </w:tc>
@@ -4481,6 +4465,46 @@
               <w:rPr>
                 <w:rFonts w:asciiTheme="majorBidi" w:hAnsiTheme="majorBidi" w:cstheme="majorBidi"/>
               </w:rPr>
+              <w:t>Can match the same words.</w:t>
+            </w:r>
+          </w:p>
+        </w:tc>
+        <w:tc>
+          <w:tcPr>
+            <w:tcW w:w="691" w:type="pct"/>
+          </w:tcPr>
+          <w:p>
+            <w:pPr>
+              <w:rPr>
+                <w:rFonts w:ascii="Times New Roman" w:hAnsi="Times New Roman" w:cs="Times New Roman"/>
+                <w:sz w:val="28"/>
+                <w:szCs w:val="28"/>
+              </w:rPr>
+            </w:pPr>
+          </w:p>
+        </w:tc>
+      </w:tr>
+      <w:tr>
+        <w:tc>
+          <w:tcPr>
+            <w:tcW w:w="4309" w:type="pct"/>
+          </w:tcPr>
+          <w:p>
+            <w:pPr>
+              <w:pStyle w:val="ListParagraph"/>
+              <w:numPr>
+                <w:ilvl w:val="0"/>
+                <w:numId w:val="1"/>
+              </w:numPr>
+              <w:ind w:left="270" w:hanging="270"/>
+              <w:rPr>
+                <w:rFonts w:asciiTheme="majorBidi" w:hAnsiTheme="majorBidi" w:cstheme="majorBidi"/>
+              </w:rPr>
+            </w:pPr>
+            <w:r>
+              <w:rPr>
+                <w:rFonts w:asciiTheme="majorBidi" w:hAnsiTheme="majorBidi" w:cstheme="majorBidi"/>
+              </w:rPr>
               <w:t>Can make 2/2 words from the given letter.</w:t>
             </w:r>
           </w:p>
@@ -4533,26 +4557,14 @@
         </w:rPr>
         <w:t>-</w:t>
       </w:r>
-      <w:proofErr w:type="gramStart"/>
       <w:r>
         <w:rPr>
           <w:rFonts w:ascii="Preeti" w:hAnsi="Preeti" w:cs="Times New Roman"/>
           <w:sz w:val="28"/>
           <w:szCs w:val="28"/>
         </w:rPr>
-        <w:t>g]</w:t>
+        <w:t>g]kfnL</w:t>
       </w:r>
-      <w:proofErr w:type="spellStart"/>
-      <w:r>
-        <w:rPr>
-          <w:rFonts w:ascii="Preeti" w:hAnsi="Preeti" w:cs="Times New Roman"/>
-          <w:sz w:val="28"/>
-          <w:szCs w:val="28"/>
-        </w:rPr>
-        <w:t>kfnL</w:t>
-      </w:r>
-      <w:proofErr w:type="spellEnd"/>
-      <w:proofErr w:type="gramEnd"/>
       <w:r>
         <w:rPr>
           <w:rFonts w:ascii="Preeti" w:hAnsi="Preeti" w:cs="Times New Roman"/>
@@ -4588,8 +4600,6 @@
                 <w:szCs w:val="24"/>
               </w:rPr>
             </w:pPr>
-            <w:proofErr w:type="spellStart"/>
-            <w:proofErr w:type="gramStart"/>
             <w:r>
               <w:rPr>
                 <w:rFonts w:ascii="Preeti" w:hAnsi="Preeti" w:cs="Times New Roman"/>
@@ -4597,38 +4607,7 @@
                 <w:sz w:val="24"/>
                 <w:szCs w:val="24"/>
               </w:rPr>
-              <w:t>l;sfO</w:t>
-            </w:r>
-            <w:proofErr w:type="spellEnd"/>
-            <w:r>
-              <w:rPr>
-                <w:rFonts w:ascii="Preeti" w:hAnsi="Preeti" w:cs="Times New Roman"/>
-                <w:b/>
-                <w:sz w:val="24"/>
-                <w:szCs w:val="24"/>
-              </w:rPr>
-              <w:t xml:space="preserve">{ </w:t>
-            </w:r>
-            <w:proofErr w:type="spellStart"/>
-            <w:r>
-              <w:rPr>
-                <w:rFonts w:ascii="Preeti" w:hAnsi="Preeti" w:cs="Times New Roman"/>
-                <w:b/>
-                <w:sz w:val="24"/>
-                <w:szCs w:val="24"/>
-              </w:rPr>
-              <w:t>pknlAwx</w:t>
-            </w:r>
-            <w:proofErr w:type="spellEnd"/>
-            <w:proofErr w:type="gramEnd"/>
-            <w:r>
-              <w:rPr>
-                <w:rFonts w:ascii="Preeti" w:hAnsi="Preeti" w:cs="Times New Roman"/>
-                <w:b/>
-                <w:sz w:val="24"/>
-                <w:szCs w:val="24"/>
-              </w:rPr>
-              <w:t>¿</w:t>
+              <w:t>l;sfO{ pknlAwx¿</w:t>
             </w:r>
           </w:p>
         </w:tc>
@@ -4679,92 +4658,11 @@
             </w:pPr>
             <w:r>
               <w:rPr>
-                <w:rFonts w:ascii="Kokila" w:hAnsi="Kokila" w:cs="Kokila" w:hint="cs"/>
-                <w:sz w:val="24"/>
-                <w:szCs w:val="24"/>
-                <w:cs/>
-                <w:lang w:bidi="hi-IN"/>
-              </w:rPr>
-              <w:t>क्रम</w:t>
-            </w:r>
-            <w:r>
-              <w:rPr>
                 <w:rFonts w:ascii="Preeti" w:hAnsi="Preeti" w:cs="Times New Roman"/>
                 <w:sz w:val="24"/>
                 <w:szCs w:val="24"/>
-                <w:cs/>
-                <w:lang w:bidi="hi-IN"/>
-              </w:rPr>
-              <w:t xml:space="preserve"> </w:t>
-            </w:r>
-            <w:r>
-              <w:rPr>
-                <w:rFonts w:ascii="Kokila" w:hAnsi="Kokila" w:cs="Kokila" w:hint="cs"/>
-                <w:sz w:val="24"/>
-                <w:szCs w:val="24"/>
-                <w:cs/>
-                <w:lang w:bidi="hi-IN"/>
-              </w:rPr>
-              <w:t>मिलाएर</w:t>
-            </w:r>
-            <w:r>
-              <w:rPr>
-                <w:rFonts w:ascii="Preeti" w:hAnsi="Preeti" w:cs="Times New Roman"/>
-                <w:sz w:val="24"/>
-                <w:szCs w:val="24"/>
-                <w:cs/>
-                <w:lang w:bidi="hi-IN"/>
-              </w:rPr>
-              <w:t xml:space="preserve"> </w:t>
-            </w:r>
-            <w:r>
-              <w:rPr>
-                <w:rFonts w:ascii="Kokila" w:hAnsi="Kokila" w:cs="Kokila" w:hint="cs"/>
-                <w:sz w:val="24"/>
-                <w:szCs w:val="24"/>
-                <w:cs/>
-                <w:lang w:bidi="hi-IN"/>
-              </w:rPr>
-              <w:t>लेख्न</w:t>
-            </w:r>
-            <w:r>
-              <w:rPr>
-                <w:rFonts w:ascii="Preeti" w:hAnsi="Preeti" w:cs="Times New Roman"/>
-                <w:sz w:val="24"/>
-                <w:szCs w:val="24"/>
-                <w:cs/>
-                <w:lang w:bidi="hi-IN"/>
-              </w:rPr>
-              <w:t xml:space="preserve"> </w:t>
-            </w:r>
-            <w:r>
-              <w:rPr>
-                <w:rFonts w:ascii="Kokila" w:hAnsi="Kokila" w:cs="Kokila" w:hint="cs"/>
-                <w:sz w:val="24"/>
-                <w:szCs w:val="24"/>
-                <w:cs/>
-                <w:lang w:bidi="hi-IN"/>
-              </w:rPr>
-              <w:t>सक्छन्</w:t>
-            </w:r>
-            <w:r>
-              <w:rPr>
-                <w:rFonts w:ascii="Kokila" w:hAnsi="Kokila" w:cs="Kokila"/>
-                <w:sz w:val="24"/>
-                <w:szCs w:val="24"/>
-                <w:lang w:bidi="hi-IN"/>
-              </w:rPr>
-              <w:t xml:space="preserve"> </w:t>
-            </w:r>
-            <w:r>
-              <w:rPr>
-                <w:rFonts w:ascii="Kokila" w:hAnsi="Kokila" w:cs="Kokila" w:hint="cs"/>
-                <w:sz w:val="24"/>
-                <w:szCs w:val="24"/>
-                <w:cs/>
-                <w:lang w:bidi="hi-IN"/>
-              </w:rPr>
-              <w:t>।</w:t>
+              </w:rPr>
+              <w:t>hª\unL hgfj/x?sf] gfd n]Vg ;S5g\ .</w:t>
             </w:r>
           </w:p>
         </w:tc>
@@ -4804,73 +4702,11 @@
             </w:pPr>
             <w:r>
               <w:rPr>
-                <w:rFonts w:ascii="Kokila" w:hAnsi="Kokila" w:cs="Kokila" w:hint="cs"/>
-                <w:sz w:val="24"/>
-                <w:szCs w:val="24"/>
-                <w:cs/>
-                <w:lang w:bidi="hi-IN"/>
-              </w:rPr>
-              <w:t>शब्द</w:t>
-            </w:r>
-            <w:r>
-              <w:rPr>
                 <w:rFonts w:ascii="Preeti" w:hAnsi="Preeti" w:cs="Times New Roman"/>
                 <w:sz w:val="24"/>
                 <w:szCs w:val="24"/>
-                <w:cs/>
-                <w:lang w:bidi="hi-IN"/>
-              </w:rPr>
-              <w:t xml:space="preserve"> </w:t>
-            </w:r>
-            <w:r>
-              <w:rPr>
-                <w:rFonts w:ascii="Kokila" w:hAnsi="Kokila" w:cs="Kokila" w:hint="cs"/>
-                <w:sz w:val="24"/>
-                <w:szCs w:val="24"/>
-                <w:cs/>
-                <w:lang w:bidi="hi-IN"/>
-              </w:rPr>
-              <w:t>बनाउन</w:t>
-            </w:r>
-            <w:r>
-              <w:rPr>
-                <w:rFonts w:ascii="Preeti" w:hAnsi="Preeti" w:cs="Times New Roman"/>
-                <w:sz w:val="24"/>
-                <w:szCs w:val="24"/>
-                <w:cs/>
-                <w:lang w:bidi="hi-IN"/>
-              </w:rPr>
-              <w:t xml:space="preserve"> </w:t>
-            </w:r>
-            <w:r>
-              <w:rPr>
-                <w:rFonts w:ascii="Kokila" w:hAnsi="Kokila" w:cs="Kokila" w:hint="cs"/>
-                <w:sz w:val="24"/>
-                <w:szCs w:val="24"/>
-                <w:cs/>
-                <w:lang w:bidi="hi-IN"/>
-              </w:rPr>
-              <w:t>सक्छन</w:t>
-            </w:r>
-            <w:r>
-              <w:rPr>
-                <w:rFonts w:ascii="Preeti" w:hAnsi="Preeti" w:cs="Times New Roman"/>
-                <w:sz w:val="24"/>
-                <w:szCs w:val="24"/>
-                <w:cs/>
-                <w:lang w:bidi="hi-IN"/>
-              </w:rPr>
-              <w:t xml:space="preserve"> </w:t>
-            </w:r>
-            <w:r>
-              <w:rPr>
-                <w:rFonts w:ascii="Kokila" w:hAnsi="Kokila" w:cs="Kokila" w:hint="cs"/>
-                <w:sz w:val="24"/>
-                <w:szCs w:val="24"/>
-                <w:cs/>
-                <w:lang w:bidi="hi-IN"/>
-              </w:rPr>
-              <w:t>।</w:t>
+              </w:rPr>
+              <w:t>3/kfn'jf hgfj/x?sf] gfd n]Vg ;S5g\ .</w:t>
             </w:r>
           </w:p>
         </w:tc>
@@ -4910,113 +4746,27 @@
             </w:pPr>
             <w:r>
               <w:rPr>
-                <w:rFonts w:ascii="Kokila" w:hAnsi="Kokila" w:cs="Kokila" w:hint="cs"/>
-                <w:sz w:val="24"/>
-                <w:szCs w:val="24"/>
-                <w:cs/>
-                <w:lang w:bidi="hi-IN"/>
-              </w:rPr>
-              <w:t>चित्र</w:t>
-            </w:r>
-            <w:r>
-              <w:rPr>
                 <w:rFonts w:ascii="Preeti" w:hAnsi="Preeti" w:cs="Times New Roman"/>
                 <w:sz w:val="24"/>
                 <w:szCs w:val="24"/>
-                <w:cs/>
-                <w:lang w:bidi="hi-IN"/>
+              </w:rPr>
+              <w:t>/ªx?sf] gfd n]Vg ;S5g\</w:t>
+            </w:r>
+            <w:r>
+              <w:rPr>
+                <w:rFonts w:ascii="Preeti" w:hAnsi="Preeti" w:cs="Times New Roman"/>
+                <w:sz w:val="24"/>
+                <w:szCs w:val="24"/>
               </w:rPr>
               <w:t xml:space="preserve"> </w:t>
             </w:r>
             <w:r>
               <w:rPr>
-                <w:rFonts w:ascii="Kokila" w:hAnsi="Kokila" w:cs="Kokila" w:hint="cs"/>
-                <w:sz w:val="24"/>
-                <w:szCs w:val="24"/>
-                <w:cs/>
-                <w:lang w:bidi="hi-IN"/>
-              </w:rPr>
-              <w:t>हेरी</w:t>
-            </w:r>
-            <w:r>
-              <w:rPr>
                 <w:rFonts w:ascii="Preeti" w:hAnsi="Preeti" w:cs="Times New Roman"/>
                 <w:sz w:val="24"/>
                 <w:szCs w:val="24"/>
-                <w:cs/>
-                <w:lang w:bidi="hi-IN"/>
-              </w:rPr>
-              <w:t xml:space="preserve"> </w:t>
-            </w:r>
-            <w:r>
-              <w:rPr>
-                <w:rFonts w:ascii="Kokila" w:hAnsi="Kokila" w:cs="Kokila" w:hint="cs"/>
-                <w:sz w:val="24"/>
-                <w:szCs w:val="24"/>
-                <w:cs/>
-                <w:lang w:bidi="hi-IN"/>
-              </w:rPr>
-              <w:t>नाम</w:t>
-            </w:r>
-            <w:r>
-              <w:rPr>
-                <w:rFonts w:ascii="Preeti" w:hAnsi="Preeti" w:cs="Times New Roman"/>
-                <w:sz w:val="24"/>
-                <w:szCs w:val="24"/>
-                <w:cs/>
-                <w:lang w:bidi="hi-IN"/>
-              </w:rPr>
-              <w:t xml:space="preserve"> </w:t>
-            </w:r>
-            <w:r>
-              <w:rPr>
-                <w:rFonts w:ascii="Kokila" w:hAnsi="Kokila" w:cs="Kokila" w:hint="cs"/>
-                <w:sz w:val="24"/>
-                <w:szCs w:val="24"/>
-                <w:cs/>
-                <w:lang w:bidi="hi-IN"/>
-              </w:rPr>
-              <w:t>लेखन</w:t>
-            </w:r>
-            <w:r>
-              <w:rPr>
-                <w:rFonts w:ascii="Preeti" w:hAnsi="Preeti" w:cs="Times New Roman"/>
-                <w:sz w:val="24"/>
-                <w:szCs w:val="24"/>
-                <w:cs/>
-                <w:lang w:bidi="hi-IN"/>
-              </w:rPr>
-              <w:t xml:space="preserve"> </w:t>
-            </w:r>
-            <w:r>
-              <w:rPr>
-                <w:rFonts w:ascii="Kokila" w:hAnsi="Kokila" w:cs="Kokila" w:hint="cs"/>
-                <w:sz w:val="24"/>
-                <w:szCs w:val="24"/>
-                <w:cs/>
-                <w:lang w:bidi="hi-IN"/>
-              </w:rPr>
-              <w:t>सक्छन्</w:t>
-            </w:r>
-            <w:r>
-              <w:rPr>
-                <w:rFonts w:ascii="Preeti" w:hAnsi="Preeti" w:cs="Times New Roman"/>
-                <w:sz w:val="24"/>
-                <w:szCs w:val="24"/>
-                <w:cs/>
-                <w:lang w:bidi="hi-IN"/>
-              </w:rPr>
-              <w:t xml:space="preserve"> </w:t>
-            </w:r>
-            <w:r>
-              <w:rPr>
-                <w:rFonts w:ascii="Kokila" w:hAnsi="Kokila" w:cs="Kokila" w:hint="cs"/>
-                <w:sz w:val="24"/>
-                <w:szCs w:val="24"/>
-                <w:cs/>
-                <w:lang w:bidi="hi-IN"/>
-              </w:rPr>
-              <w:t>।</w:t>
+              </w:rPr>
+              <w:t>.</w:t>
             </w:r>
           </w:p>
         </w:tc>
@@ -5056,32 +4806,19 @@
             </w:pPr>
             <w:r>
               <w:rPr>
-                <w:rFonts w:ascii="Kokila" w:hAnsi="Kokila" w:cs="Kokila" w:hint="cs"/>
-                <w:sz w:val="24"/>
-                <w:szCs w:val="24"/>
-                <w:cs/>
-                <w:lang w:bidi="hi-IN"/>
-              </w:rPr>
-              <w:t>ओकार</w:t>
-            </w:r>
-            <w:r>
-              <w:rPr>
                 <w:rFonts w:ascii="Preeti" w:hAnsi="Preeti" w:cs="Times New Roman"/>
                 <w:sz w:val="24"/>
                 <w:szCs w:val="24"/>
-                <w:cs/>
-                <w:lang w:bidi="hi-IN"/>
-              </w:rPr>
-              <w:t xml:space="preserve"> (</w:t>
+              </w:rPr>
+              <w:t>jfSo k9\g / ;fg{ ;S5g\</w:t>
             </w:r>
             <w:r>
               <w:rPr>
                 <w:rFonts w:ascii="Preeti" w:hAnsi="Preeti" w:cs="Times New Roman"/>
                 <w:sz w:val="24"/>
                 <w:szCs w:val="24"/>
-                <w:lang w:bidi="hi-IN"/>
-              </w:rPr>
-              <w:t xml:space="preserve"> f] _</w:t>
+              </w:rPr>
+              <w:t xml:space="preserve"> </w:t>
             </w:r>
             <w:r>
               <w:rPr>
@@ -5089,117 +4826,7 @@
                 <w:sz w:val="24"/>
                 <w:szCs w:val="24"/>
               </w:rPr>
-              <w:t xml:space="preserve"> </w:t>
-            </w:r>
-            <w:r>
-              <w:rPr>
-                <w:rFonts w:ascii="Kokila" w:hAnsi="Kokila" w:cs="Kokila" w:hint="cs"/>
-                <w:sz w:val="24"/>
-                <w:szCs w:val="24"/>
-                <w:cs/>
-                <w:lang w:bidi="hi-IN"/>
-              </w:rPr>
-              <w:t>मात्रा</w:t>
-            </w:r>
-            <w:r>
-              <w:rPr>
-                <w:rFonts w:ascii="Preeti" w:hAnsi="Preeti" w:cs="Times New Roman"/>
-                <w:sz w:val="24"/>
-                <w:szCs w:val="24"/>
-                <w:cs/>
-                <w:lang w:bidi="hi-IN"/>
-              </w:rPr>
-              <w:t xml:space="preserve"> </w:t>
-            </w:r>
-            <w:r>
-              <w:rPr>
-                <w:rFonts w:ascii="Kokila" w:hAnsi="Kokila" w:cs="Kokila" w:hint="cs"/>
-                <w:sz w:val="24"/>
-                <w:szCs w:val="24"/>
-                <w:cs/>
-                <w:lang w:bidi="hi-IN"/>
-              </w:rPr>
-              <w:t>लागेका</w:t>
-            </w:r>
-            <w:r>
-              <w:rPr>
-                <w:rFonts w:ascii="Preeti" w:hAnsi="Preeti" w:cs="Times New Roman"/>
-                <w:sz w:val="24"/>
-                <w:szCs w:val="24"/>
-                <w:cs/>
-                <w:lang w:bidi="hi-IN"/>
-              </w:rPr>
-              <w:t xml:space="preserve"> </w:t>
-            </w:r>
-            <w:r>
-              <w:rPr>
-                <w:rFonts w:ascii="Kokila" w:hAnsi="Kokila" w:cs="Kokila" w:hint="cs"/>
-                <w:sz w:val="24"/>
-                <w:szCs w:val="24"/>
-                <w:cs/>
-                <w:lang w:bidi="hi-IN"/>
-              </w:rPr>
-              <w:t>शब्दहरु</w:t>
-            </w:r>
-            <w:r>
-              <w:rPr>
-                <w:rFonts w:ascii="Preeti" w:hAnsi="Preeti" w:cs="Times New Roman"/>
-                <w:sz w:val="24"/>
-                <w:szCs w:val="24"/>
-                <w:cs/>
-                <w:lang w:bidi="hi-IN"/>
-              </w:rPr>
-              <w:t xml:space="preserve"> </w:t>
-            </w:r>
-            <w:r>
-              <w:rPr>
-                <w:rFonts w:ascii="Kokila" w:hAnsi="Kokila" w:cs="Kokila" w:hint="cs"/>
-                <w:sz w:val="24"/>
-                <w:szCs w:val="24"/>
-                <w:cs/>
-                <w:lang w:bidi="hi-IN"/>
-              </w:rPr>
-              <w:t>लेख्न</w:t>
-            </w:r>
-            <w:r>
-              <w:rPr>
-                <w:rFonts w:ascii="Preeti" w:hAnsi="Preeti" w:cs="Times New Roman"/>
-                <w:sz w:val="24"/>
-                <w:szCs w:val="24"/>
-                <w:cs/>
-                <w:lang w:bidi="hi-IN"/>
-              </w:rPr>
-              <w:t xml:space="preserve"> </w:t>
-            </w:r>
-            <w:r>
-              <w:rPr>
-                <w:rFonts w:ascii="Kokila" w:hAnsi="Kokila" w:cs="Kokila" w:hint="cs"/>
-                <w:sz w:val="24"/>
-                <w:szCs w:val="24"/>
-                <w:cs/>
-                <w:lang w:bidi="hi-IN"/>
-              </w:rPr>
-              <w:t>सक्छन्</w:t>
-            </w:r>
-            <w:r>
-              <w:rPr>
-                <w:rFonts w:ascii="Preeti" w:hAnsi="Preeti" w:cs="Times New Roman"/>
-                <w:sz w:val="24"/>
-                <w:szCs w:val="24"/>
-                <w:cs/>
-                <w:lang w:bidi="hi-IN"/>
-              </w:rPr>
-              <w:t xml:space="preserve"> </w:t>
-            </w:r>
-            <w:r>
-              <w:rPr>
-                <w:rFonts w:ascii="Kokila" w:hAnsi="Kokila" w:cs="Kokila" w:hint="cs"/>
-                <w:sz w:val="24"/>
-                <w:szCs w:val="24"/>
-                <w:cs/>
-                <w:lang w:bidi="hi-IN"/>
-              </w:rPr>
-              <w:t>।</w:t>
+              <w:t>.</w:t>
             </w:r>
           </w:p>
         </w:tc>
@@ -5219,6 +4846,9 @@
         </w:tc>
       </w:tr>
       <w:tr>
+        <w:trPr>
+          <w:trHeight w:val="206"/>
+        </w:trPr>
         <w:tc>
           <w:tcPr>
             <w:tcW w:w="4287" w:type="pct"/>
@@ -5239,231 +4869,11 @@
             </w:pPr>
             <w:r>
               <w:rPr>
-                <w:rFonts w:ascii="Kokila" w:hAnsi="Kokila" w:cs="Kokila" w:hint="cs"/>
-                <w:sz w:val="24"/>
-                <w:szCs w:val="24"/>
-                <w:cs/>
-                <w:lang w:bidi="hi-IN"/>
-              </w:rPr>
-              <w:t>ह</w:t>
-            </w:r>
-            <w:r>
-              <w:rPr>
-                <w:rFonts w:ascii="Preeti" w:hAnsi="Preeti" w:cs="Kokila"/>
-                <w:sz w:val="24"/>
-                <w:szCs w:val="24"/>
-                <w:lang w:bidi="hi-IN"/>
-              </w:rPr>
-              <w:t>|</w:t>
-            </w:r>
-            <w:r>
-              <w:rPr>
-                <w:rFonts w:ascii="Kokila" w:hAnsi="Kokila" w:cs="Kokila" w:hint="cs"/>
-                <w:sz w:val="24"/>
-                <w:szCs w:val="24"/>
-                <w:cs/>
-                <w:lang w:bidi="hi-IN"/>
-              </w:rPr>
-              <w:t>स्व</w:t>
-            </w:r>
-            <w:r>
-              <w:rPr>
                 <w:rFonts w:ascii="Preeti" w:hAnsi="Preeti" w:cs="Times New Roman"/>
                 <w:sz w:val="24"/>
                 <w:szCs w:val="24"/>
-                <w:cs/>
-                <w:lang w:bidi="hi-IN"/>
-              </w:rPr>
-              <w:t xml:space="preserve"> </w:t>
-            </w:r>
-            <w:r>
-              <w:rPr>
-                <w:rFonts w:ascii="Kokila" w:hAnsi="Kokila" w:cs="Kokila" w:hint="cs"/>
-                <w:sz w:val="24"/>
-                <w:szCs w:val="24"/>
-                <w:cs/>
-                <w:lang w:bidi="hi-IN"/>
-              </w:rPr>
-              <w:t>उकार</w:t>
-            </w:r>
-            <w:r>
-              <w:rPr>
-                <w:rFonts w:ascii="Preeti" w:hAnsi="Preeti" w:cs="Times New Roman"/>
-                <w:sz w:val="24"/>
-                <w:szCs w:val="24"/>
-                <w:cs/>
-                <w:lang w:bidi="hi-IN"/>
-              </w:rPr>
-              <w:t xml:space="preserve"> (</w:t>
-            </w:r>
-            <w:r>
-              <w:rPr>
-                <w:rFonts w:ascii="Preeti" w:hAnsi="Preeti" w:cs="Times New Roman"/>
-                <w:sz w:val="24"/>
-                <w:szCs w:val="24"/>
-                <w:lang w:bidi="hi-IN"/>
-              </w:rPr>
-              <w:t xml:space="preserve"> ' </w:t>
-            </w:r>
-            <w:r>
-              <w:rPr>
-                <w:rFonts w:ascii="Preeti" w:hAnsi="Preeti" w:cs="Times New Roman"/>
-                <w:sz w:val="24"/>
-                <w:szCs w:val="24"/>
-                <w:cs/>
-                <w:lang w:bidi="hi-IN"/>
-              </w:rPr>
-              <w:t xml:space="preserve">) </w:t>
-            </w:r>
-            <w:r>
-              <w:rPr>
-                <w:rFonts w:ascii="Kokila" w:hAnsi="Kokila" w:cs="Kokila" w:hint="cs"/>
-                <w:sz w:val="24"/>
-                <w:szCs w:val="24"/>
-                <w:cs/>
-                <w:lang w:bidi="hi-IN"/>
-              </w:rPr>
-              <w:t>मात्रा</w:t>
-            </w:r>
-            <w:r>
-              <w:rPr>
-                <w:rFonts w:ascii="Preeti" w:hAnsi="Preeti" w:cs="Times New Roman"/>
-                <w:sz w:val="24"/>
-                <w:szCs w:val="24"/>
-                <w:cs/>
-                <w:lang w:bidi="hi-IN"/>
-              </w:rPr>
-              <w:t xml:space="preserve"> </w:t>
-            </w:r>
-            <w:r>
-              <w:rPr>
-                <w:rFonts w:ascii="Kokila" w:hAnsi="Kokila" w:cs="Kokila" w:hint="cs"/>
-                <w:sz w:val="24"/>
-                <w:szCs w:val="24"/>
-                <w:cs/>
-                <w:lang w:bidi="hi-IN"/>
-              </w:rPr>
-              <w:t>लागेका</w:t>
-            </w:r>
-            <w:r>
-              <w:rPr>
-                <w:rFonts w:ascii="Preeti" w:hAnsi="Preeti" w:cs="Times New Roman"/>
-                <w:sz w:val="24"/>
-                <w:szCs w:val="24"/>
-                <w:cs/>
-                <w:lang w:bidi="hi-IN"/>
-              </w:rPr>
-              <w:t xml:space="preserve"> </w:t>
-            </w:r>
-            <w:r>
-              <w:rPr>
-                <w:rFonts w:ascii="Kokila" w:hAnsi="Kokila" w:cs="Kokila" w:hint="cs"/>
-                <w:sz w:val="24"/>
-                <w:szCs w:val="24"/>
-                <w:cs/>
-                <w:lang w:bidi="hi-IN"/>
-              </w:rPr>
-              <w:t>शब्दहरुमा</w:t>
-            </w:r>
-            <w:r>
-              <w:rPr>
-                <w:rFonts w:ascii="Preeti" w:hAnsi="Preeti" w:cs="Times New Roman"/>
-                <w:sz w:val="24"/>
-                <w:szCs w:val="24"/>
-                <w:cs/>
-                <w:lang w:bidi="hi-IN"/>
-              </w:rPr>
-              <w:t xml:space="preserve"> </w:t>
-            </w:r>
-            <w:r>
-              <w:rPr>
-                <w:rFonts w:ascii="Kokila" w:hAnsi="Kokila" w:cs="Kokila" w:hint="cs"/>
-                <w:sz w:val="24"/>
-                <w:szCs w:val="24"/>
-                <w:cs/>
-                <w:lang w:bidi="hi-IN"/>
-              </w:rPr>
-              <w:t>गोलो</w:t>
-            </w:r>
-            <w:r>
-              <w:rPr>
-                <w:rFonts w:ascii="Preeti" w:hAnsi="Preeti" w:cs="Times New Roman"/>
-                <w:sz w:val="24"/>
-                <w:szCs w:val="24"/>
-                <w:cs/>
-                <w:lang w:bidi="hi-IN"/>
-              </w:rPr>
-              <w:t xml:space="preserve"> </w:t>
-            </w:r>
-            <w:r>
-              <w:rPr>
-                <w:rFonts w:ascii="Kokila" w:hAnsi="Kokila" w:cs="Kokila" w:hint="cs"/>
-                <w:sz w:val="24"/>
-                <w:szCs w:val="24"/>
-                <w:cs/>
-                <w:lang w:bidi="hi-IN"/>
-              </w:rPr>
-              <w:t>घेरा</w:t>
-            </w:r>
-            <w:r>
-              <w:rPr>
-                <w:rFonts w:ascii="Preeti" w:hAnsi="Preeti" w:cs="Times New Roman"/>
-                <w:sz w:val="24"/>
-                <w:szCs w:val="24"/>
-                <w:cs/>
-                <w:lang w:bidi="hi-IN"/>
-              </w:rPr>
-              <w:t xml:space="preserve"> </w:t>
-            </w:r>
-            <w:r>
-              <w:rPr>
-                <w:rFonts w:ascii="Kokila" w:hAnsi="Kokila" w:cs="Kokila" w:hint="cs"/>
-                <w:sz w:val="24"/>
-                <w:szCs w:val="24"/>
-                <w:cs/>
-                <w:lang w:bidi="hi-IN"/>
-              </w:rPr>
-              <w:t>लगाउन</w:t>
-            </w:r>
-            <w:r>
-              <w:rPr>
-                <w:rFonts w:ascii="Preeti" w:hAnsi="Preeti" w:cs="Times New Roman"/>
-                <w:sz w:val="24"/>
-                <w:szCs w:val="24"/>
-                <w:cs/>
-                <w:lang w:bidi="hi-IN"/>
-              </w:rPr>
-              <w:t xml:space="preserve"> </w:t>
-            </w:r>
-            <w:r>
-              <w:rPr>
-                <w:rFonts w:ascii="Kokila" w:hAnsi="Kokila" w:cs="Kokila" w:hint="cs"/>
-                <w:sz w:val="24"/>
-                <w:szCs w:val="24"/>
-                <w:cs/>
-                <w:lang w:bidi="hi-IN"/>
-              </w:rPr>
-              <w:t>सक्छन्</w:t>
-            </w:r>
-            <w:r>
-              <w:rPr>
-                <w:rFonts w:ascii="Preeti" w:hAnsi="Preeti" w:cs="Times New Roman"/>
-                <w:sz w:val="24"/>
-                <w:szCs w:val="24"/>
-                <w:cs/>
-                <w:lang w:bidi="hi-IN"/>
-              </w:rPr>
-              <w:t xml:space="preserve"> </w:t>
-            </w:r>
-            <w:r>
-              <w:rPr>
-                <w:rFonts w:ascii="Kokila" w:hAnsi="Kokila" w:cs="Kokila" w:hint="cs"/>
-                <w:sz w:val="24"/>
-                <w:szCs w:val="24"/>
-                <w:cs/>
-                <w:lang w:bidi="hi-IN"/>
-              </w:rPr>
-              <w:t>।</w:t>
+              </w:rPr>
+              <w:t>zAb agfpg ;S5g\ .</w:t>
             </w:r>
           </w:p>
         </w:tc>
@@ -5503,113 +4913,27 @@
             </w:pPr>
             <w:r>
               <w:rPr>
-                <w:rFonts w:ascii="Kokila" w:hAnsi="Kokila" w:cs="Kokila" w:hint="cs"/>
-                <w:sz w:val="24"/>
-                <w:szCs w:val="24"/>
-                <w:cs/>
-                <w:lang w:bidi="hi-IN"/>
-              </w:rPr>
-              <w:t>मिल्ने</w:t>
-            </w:r>
-            <w:r>
-              <w:rPr>
                 <w:rFonts w:ascii="Preeti" w:hAnsi="Preeti" w:cs="Times New Roman"/>
                 <w:sz w:val="24"/>
                 <w:szCs w:val="24"/>
-                <w:cs/>
-                <w:lang w:bidi="hi-IN"/>
-              </w:rPr>
-              <w:t xml:space="preserve"> </w:t>
-            </w:r>
-            <w:r>
-              <w:rPr>
-                <w:rFonts w:ascii="Kokila" w:hAnsi="Kokila" w:cs="Kokila" w:hint="cs"/>
-                <w:sz w:val="24"/>
-                <w:szCs w:val="24"/>
-                <w:cs/>
-                <w:lang w:bidi="hi-IN"/>
-              </w:rPr>
-              <w:t>शब्दसँग</w:t>
+              </w:rPr>
+              <w:t>P]sf/ -</w:t>
             </w:r>
             <w:r>
               <w:rPr>
                 <w:rFonts w:ascii="Preeti" w:hAnsi="Preeti" w:cs="Times New Roman"/>
                 <w:sz w:val="24"/>
                 <w:szCs w:val="24"/>
-                <w:cs/>
-                <w:lang w:bidi="hi-IN"/>
-              </w:rPr>
-              <w:t xml:space="preserve"> </w:t>
-            </w:r>
-            <w:r>
-              <w:rPr>
-                <w:rFonts w:ascii="Kokila" w:hAnsi="Kokila" w:cs="Kokila" w:hint="cs"/>
-                <w:sz w:val="24"/>
-                <w:szCs w:val="24"/>
-                <w:cs/>
-                <w:lang w:bidi="hi-IN"/>
-              </w:rPr>
-              <w:t>जोडा</w:t>
+              </w:rPr>
+              <w:t xml:space="preserve"> }</w:t>
             </w:r>
             <w:r>
               <w:rPr>
                 <w:rFonts w:ascii="Preeti" w:hAnsi="Preeti" w:cs="Times New Roman"/>
                 <w:sz w:val="24"/>
                 <w:szCs w:val="24"/>
-                <w:cs/>
-                <w:lang w:bidi="hi-IN"/>
-              </w:rPr>
-              <w:t xml:space="preserve"> </w:t>
-            </w:r>
-            <w:r>
-              <w:rPr>
-                <w:rFonts w:ascii="Kokila" w:hAnsi="Kokila" w:cs="Kokila" w:hint="cs"/>
-                <w:sz w:val="24"/>
-                <w:szCs w:val="24"/>
-                <w:cs/>
-                <w:lang w:bidi="hi-IN"/>
-              </w:rPr>
-              <w:t>मिलाउन</w:t>
-            </w:r>
-            <w:r>
-              <w:rPr>
-                <w:rFonts w:ascii="Preeti" w:hAnsi="Preeti" w:cs="Times New Roman"/>
-                <w:sz w:val="24"/>
-                <w:szCs w:val="24"/>
-                <w:cs/>
-                <w:lang w:bidi="hi-IN"/>
-              </w:rPr>
-              <w:t xml:space="preserve"> </w:t>
-            </w:r>
-            <w:r>
-              <w:rPr>
-                <w:rFonts w:ascii="Kokila" w:hAnsi="Kokila" w:cs="Kokila" w:hint="cs"/>
-                <w:sz w:val="24"/>
-                <w:szCs w:val="24"/>
-                <w:cs/>
-                <w:lang w:bidi="hi-IN"/>
-              </w:rPr>
-              <w:t>सक्छन्</w:t>
-            </w:r>
-            <w:r>
-              <w:rPr>
-                <w:rFonts w:ascii="Preeti" w:hAnsi="Preeti" w:cs="Times New Roman"/>
-                <w:sz w:val="24"/>
-                <w:szCs w:val="24"/>
-                <w:cs/>
-                <w:lang w:bidi="hi-IN"/>
-              </w:rPr>
-              <w:t xml:space="preserve"> </w:t>
-            </w:r>
-            <w:r>
-              <w:rPr>
-                <w:rFonts w:ascii="Kokila" w:hAnsi="Kokila" w:cs="Kokila" w:hint="cs"/>
-                <w:sz w:val="24"/>
-                <w:szCs w:val="24"/>
-                <w:cs/>
-                <w:lang w:bidi="hi-IN"/>
-              </w:rPr>
-              <w:t>।</w:t>
+              </w:rPr>
+              <w:t>_ dfqf nfu]sf zAbx¿ n]Vg ;S5g\ .</w:t>
             </w:r>
           </w:p>
         </w:tc>
@@ -5649,143 +4973,27 @@
             </w:pPr>
             <w:r>
               <w:rPr>
-                <w:rFonts w:ascii="Kokila" w:hAnsi="Kokila" w:cs="Kokila" w:hint="cs"/>
-                <w:sz w:val="24"/>
-                <w:szCs w:val="24"/>
-                <w:cs/>
-                <w:lang w:bidi="hi-IN"/>
-              </w:rPr>
-              <w:t>लयात्मक</w:t>
-            </w:r>
-            <w:r>
-              <w:rPr>
                 <w:rFonts w:ascii="Preeti" w:hAnsi="Preeti" w:cs="Times New Roman"/>
                 <w:sz w:val="24"/>
                 <w:szCs w:val="24"/>
-                <w:cs/>
-                <w:lang w:bidi="hi-IN"/>
-              </w:rPr>
-              <w:t xml:space="preserve"> </w:t>
-            </w:r>
-            <w:r>
-              <w:rPr>
-                <w:rFonts w:ascii="Kokila" w:hAnsi="Kokila" w:cs="Kokila" w:hint="cs"/>
-                <w:sz w:val="24"/>
-                <w:szCs w:val="24"/>
-                <w:cs/>
-                <w:lang w:bidi="hi-IN"/>
-              </w:rPr>
-              <w:t>शब्दमा</w:t>
+              </w:rPr>
+              <w:t>nofTds zAbdf uf]nf] 3]/f</w:t>
             </w:r>
             <w:r>
               <w:rPr>
                 <w:rFonts w:ascii="Preeti" w:hAnsi="Preeti" w:cs="Times New Roman"/>
                 <w:sz w:val="24"/>
                 <w:szCs w:val="24"/>
-                <w:cs/>
-                <w:lang w:bidi="hi-IN"/>
-              </w:rPr>
-              <w:t xml:space="preserve"> </w:t>
-            </w:r>
-            <w:r>
-              <w:rPr>
-                <w:rFonts w:ascii="Kokila" w:hAnsi="Kokila" w:cs="Kokila" w:hint="cs"/>
-                <w:sz w:val="24"/>
-                <w:szCs w:val="24"/>
-                <w:cs/>
-                <w:lang w:bidi="hi-IN"/>
-              </w:rPr>
-              <w:t>गोलो</w:t>
+              </w:rPr>
+              <w:t xml:space="preserve"> nufpg </w:t>
             </w:r>
             <w:r>
               <w:rPr>
                 <w:rFonts w:ascii="Preeti" w:hAnsi="Preeti" w:cs="Times New Roman"/>
                 <w:sz w:val="24"/>
                 <w:szCs w:val="24"/>
-                <w:cs/>
-                <w:lang w:bidi="hi-IN"/>
-              </w:rPr>
-              <w:t xml:space="preserve"> </w:t>
-            </w:r>
-            <w:r>
-              <w:rPr>
-                <w:rFonts w:ascii="Kokila" w:hAnsi="Kokila" w:cs="Kokila"/>
-                <w:sz w:val="24"/>
-                <w:szCs w:val="24"/>
-                <w:cs/>
-                <w:lang w:bidi="ne-NP"/>
-              </w:rPr>
-              <w:t>घे</w:t>
-            </w:r>
-            <w:r>
-              <w:rPr>
-                <w:rFonts w:ascii="Kokila" w:hAnsi="Kokila" w:cs="Kokila" w:hint="cs"/>
-                <w:sz w:val="24"/>
-                <w:szCs w:val="24"/>
-                <w:cs/>
-                <w:lang w:bidi="hi-IN"/>
-              </w:rPr>
-              <w:t>रा</w:t>
-            </w:r>
-            <w:r>
-              <w:rPr>
-                <w:rFonts w:ascii="Preeti" w:hAnsi="Preeti" w:cs="Times New Roman"/>
-                <w:sz w:val="24"/>
-                <w:szCs w:val="24"/>
-                <w:cs/>
-                <w:lang w:bidi="hi-IN"/>
-              </w:rPr>
-              <w:t xml:space="preserve"> </w:t>
-            </w:r>
-            <w:r>
-              <w:rPr>
-                <w:rFonts w:ascii="Kokila" w:hAnsi="Kokila" w:cs="Kokila" w:hint="cs"/>
-                <w:sz w:val="24"/>
-                <w:szCs w:val="24"/>
-                <w:cs/>
-                <w:lang w:bidi="hi-IN"/>
-              </w:rPr>
-              <w:t>लगाउन</w:t>
-            </w:r>
-            <w:r>
-              <w:rPr>
-                <w:rFonts w:ascii="Preeti" w:hAnsi="Preeti" w:cs="Times New Roman"/>
-                <w:sz w:val="24"/>
-                <w:szCs w:val="24"/>
-                <w:cs/>
-                <w:lang w:bidi="hi-IN"/>
-              </w:rPr>
-              <w:t xml:space="preserve"> </w:t>
-            </w:r>
-            <w:r>
-              <w:rPr>
-                <w:rFonts w:ascii="Kokila" w:hAnsi="Kokila" w:cs="Kokila" w:hint="cs"/>
-                <w:sz w:val="24"/>
-                <w:szCs w:val="24"/>
-                <w:cs/>
-                <w:lang w:bidi="hi-IN"/>
-              </w:rPr>
-              <w:t>सक्छन्</w:t>
-            </w:r>
-            <w:r>
-              <w:rPr>
-                <w:rFonts w:ascii="Preeti" w:hAnsi="Preeti" w:cs="Times New Roman"/>
-                <w:sz w:val="24"/>
-                <w:szCs w:val="24"/>
-                <w:cs/>
-                <w:lang w:bidi="hi-IN"/>
-              </w:rPr>
-              <w:t xml:space="preserve"> </w:t>
-            </w:r>
-            <w:r>
-              <w:rPr>
-                <w:rFonts w:ascii="Kokila" w:hAnsi="Kokila" w:cs="Kokila" w:hint="cs"/>
-                <w:sz w:val="24"/>
-                <w:szCs w:val="24"/>
-                <w:cs/>
-                <w:lang w:bidi="hi-IN"/>
-              </w:rPr>
-              <w:t>।</w:t>
+              </w:rPr>
+              <w:t>;S5g\ .</w:t>
             </w:r>
           </w:p>
         </w:tc>
@@ -5825,133 +5033,27 @@
             </w:pPr>
             <w:r>
               <w:rPr>
-                <w:rFonts w:ascii="Kokila" w:hAnsi="Kokila" w:cs="Kokila" w:hint="cs"/>
-                <w:sz w:val="24"/>
-                <w:szCs w:val="24"/>
-                <w:cs/>
-                <w:lang w:bidi="hi-IN"/>
-              </w:rPr>
-              <w:t>उस्तै</w:t>
-            </w:r>
-            <w:r>
-              <w:rPr>
                 <w:rFonts w:ascii="Preeti" w:hAnsi="Preeti" w:cs="Times New Roman"/>
                 <w:sz w:val="24"/>
                 <w:szCs w:val="24"/>
-                <w:cs/>
-                <w:lang w:bidi="hi-IN"/>
+              </w:rPr>
+              <w:t>nofTds zAbx¿ n]Vg</w:t>
+            </w:r>
+            <w:r>
+              <w:rPr>
+                <w:rFonts w:ascii="Preeti" w:hAnsi="Preeti" w:cs="Times New Roman"/>
+                <w:sz w:val="24"/>
+                <w:szCs w:val="24"/>
               </w:rPr>
               <w:t xml:space="preserve"> </w:t>
             </w:r>
             <w:r>
               <w:rPr>
-                <w:rFonts w:ascii="Kokila" w:hAnsi="Kokila" w:cs="Kokila" w:hint="cs"/>
-                <w:sz w:val="24"/>
-                <w:szCs w:val="24"/>
-                <w:cs/>
-                <w:lang w:bidi="hi-IN"/>
-              </w:rPr>
-              <w:t>सुनिने</w:t>
-            </w:r>
-            <w:r>
-              <w:rPr>
                 <w:rFonts w:ascii="Preeti" w:hAnsi="Preeti" w:cs="Times New Roman"/>
                 <w:sz w:val="24"/>
                 <w:szCs w:val="24"/>
-                <w:cs/>
-                <w:lang w:bidi="hi-IN"/>
-              </w:rPr>
-              <w:t xml:space="preserve"> </w:t>
-            </w:r>
-            <w:r>
-              <w:rPr>
-                <w:rFonts w:ascii="Kokila" w:hAnsi="Kokila" w:cs="Kokila" w:hint="cs"/>
-                <w:sz w:val="24"/>
-                <w:szCs w:val="24"/>
-                <w:cs/>
-                <w:lang w:bidi="hi-IN"/>
-              </w:rPr>
-              <w:t>शब्दहरूको</w:t>
-            </w:r>
-            <w:r>
-              <w:rPr>
-                <w:rFonts w:ascii="Preeti" w:hAnsi="Preeti" w:cs="Times New Roman"/>
-                <w:sz w:val="24"/>
-                <w:szCs w:val="24"/>
-                <w:cs/>
-                <w:lang w:bidi="hi-IN"/>
-              </w:rPr>
-              <w:t xml:space="preserve"> </w:t>
-            </w:r>
-            <w:r>
-              <w:rPr>
-                <w:rFonts w:ascii="Kokila" w:hAnsi="Kokila" w:cs="Kokila" w:hint="cs"/>
-                <w:sz w:val="24"/>
-                <w:szCs w:val="24"/>
-                <w:cs/>
-                <w:lang w:bidi="hi-IN"/>
-              </w:rPr>
-              <w:t>जोडा</w:t>
-            </w:r>
-            <w:r>
-              <w:rPr>
-                <w:rFonts w:ascii="Preeti" w:hAnsi="Preeti" w:cs="Times New Roman"/>
-                <w:sz w:val="24"/>
-                <w:szCs w:val="24"/>
-                <w:cs/>
-                <w:lang w:bidi="hi-IN"/>
-              </w:rPr>
-              <w:t xml:space="preserve"> </w:t>
-            </w:r>
-            <w:r>
-              <w:rPr>
-                <w:rFonts w:ascii="Kokila" w:hAnsi="Kokila" w:cs="Kokila" w:hint="cs"/>
-                <w:sz w:val="24"/>
-                <w:szCs w:val="24"/>
-                <w:cs/>
-                <w:lang w:bidi="hi-IN"/>
-              </w:rPr>
-              <w:t>मिलाउन</w:t>
-            </w:r>
-            <w:r>
-              <w:rPr>
-                <w:rFonts w:ascii="Preeti" w:hAnsi="Preeti" w:cs="Times New Roman"/>
-                <w:sz w:val="24"/>
-                <w:szCs w:val="24"/>
-                <w:cs/>
-                <w:lang w:bidi="hi-IN"/>
-              </w:rPr>
-              <w:t xml:space="preserve"> </w:t>
-            </w:r>
-            <w:r>
-              <w:rPr>
-                <w:rFonts w:ascii="Kokila" w:hAnsi="Kokila" w:cs="Kokila" w:hint="cs"/>
-                <w:sz w:val="24"/>
-                <w:szCs w:val="24"/>
-                <w:cs/>
-                <w:lang w:bidi="hi-IN"/>
-              </w:rPr>
-              <w:t>सक्छन्</w:t>
-            </w:r>
-            <w:r>
-              <w:rPr>
-                <w:rFonts w:ascii="Preeti" w:hAnsi="Preeti" w:cs="Times New Roman"/>
-                <w:sz w:val="24"/>
-                <w:szCs w:val="24"/>
-                <w:cs/>
-                <w:lang w:bidi="hi-IN"/>
-              </w:rPr>
-              <w:t xml:space="preserve"> </w:t>
-            </w:r>
-            <w:r>
-              <w:rPr>
-                <w:rFonts w:ascii="Kokila" w:hAnsi="Kokila" w:cs="Kokila" w:hint="cs"/>
-                <w:sz w:val="24"/>
-                <w:szCs w:val="24"/>
-                <w:cs/>
-                <w:lang w:bidi="hi-IN"/>
-              </w:rPr>
-              <w:t>।</w:t>
+              </w:rPr>
+              <w:t>;S5g\ .</w:t>
             </w:r>
           </w:p>
         </w:tc>
@@ -5991,93 +5093,131 @@
             </w:pPr>
             <w:r>
               <w:rPr>
-                <w:rFonts w:ascii="Kokila" w:hAnsi="Kokila" w:cs="Kokila" w:hint="cs"/>
-                <w:sz w:val="24"/>
-                <w:szCs w:val="24"/>
-                <w:cs/>
-                <w:lang w:bidi="hi-IN"/>
-              </w:rPr>
-              <w:t>खाली</w:t>
-            </w:r>
-            <w:r>
-              <w:rPr>
                 <w:rFonts w:ascii="Preeti" w:hAnsi="Preeti" w:cs="Times New Roman"/>
                 <w:sz w:val="24"/>
                 <w:szCs w:val="24"/>
-                <w:cs/>
-                <w:lang w:bidi="hi-IN"/>
+              </w:rPr>
+              <w:t>lrq x]/L gfd n]Vg ;S5g\ .</w:t>
+            </w:r>
+          </w:p>
+        </w:tc>
+        <w:tc>
+          <w:tcPr>
+            <w:tcW w:w="713" w:type="pct"/>
+          </w:tcPr>
+          <w:p>
+            <w:pPr>
+              <w:rPr>
+                <w:rFonts w:ascii="Preeti" w:hAnsi="Preeti" w:cs="Times New Roman"/>
+                <w:sz w:val="24"/>
+                <w:szCs w:val="24"/>
+              </w:rPr>
+            </w:pPr>
+          </w:p>
+        </w:tc>
+      </w:tr>
+      <w:tr>
+        <w:tc>
+          <w:tcPr>
+            <w:tcW w:w="4287" w:type="pct"/>
+          </w:tcPr>
+          <w:p>
+            <w:pPr>
+              <w:pStyle w:val="ListParagraph"/>
+              <w:numPr>
+                <w:ilvl w:val="0"/>
+                <w:numId w:val="2"/>
+              </w:numPr>
+              <w:ind w:left="251" w:hanging="251"/>
+              <w:rPr>
+                <w:rFonts w:ascii="Preeti" w:hAnsi="Preeti" w:cs="Times New Roman"/>
+                <w:sz w:val="24"/>
+                <w:szCs w:val="24"/>
+              </w:rPr>
+            </w:pPr>
+            <w:r>
+              <w:rPr>
+                <w:rFonts w:ascii="Preeti" w:hAnsi="Preeti" w:cs="Times New Roman"/>
+                <w:sz w:val="24"/>
+                <w:szCs w:val="24"/>
+              </w:rPr>
+              <w:t>p:t} ;'lgg] zAbx¿;Fu hf]8f ldnfpg ;S5g\</w:t>
+            </w:r>
+            <w:r>
+              <w:rPr>
+                <w:rFonts w:ascii="Preeti" w:hAnsi="Preeti" w:cs="Times New Roman"/>
+                <w:sz w:val="24"/>
+                <w:szCs w:val="24"/>
               </w:rPr>
               <w:t xml:space="preserve"> </w:t>
             </w:r>
             <w:r>
               <w:rPr>
-                <w:rFonts w:ascii="Kokila" w:hAnsi="Kokila" w:cs="Kokila" w:hint="cs"/>
-                <w:sz w:val="24"/>
-                <w:szCs w:val="24"/>
-                <w:cs/>
-                <w:lang w:bidi="hi-IN"/>
-              </w:rPr>
-              <w:t>ठाँउ</w:t>
-            </w:r>
-            <w:r>
-              <w:rPr>
                 <w:rFonts w:ascii="Preeti" w:hAnsi="Preeti" w:cs="Times New Roman"/>
                 <w:sz w:val="24"/>
                 <w:szCs w:val="24"/>
-                <w:cs/>
-                <w:lang w:bidi="hi-IN"/>
-              </w:rPr>
-              <w:t xml:space="preserve"> </w:t>
-            </w:r>
-            <w:r>
-              <w:rPr>
-                <w:rFonts w:ascii="Kokila" w:hAnsi="Kokila" w:cs="Kokila" w:hint="cs"/>
-                <w:sz w:val="24"/>
-                <w:szCs w:val="24"/>
-                <w:cs/>
-                <w:lang w:bidi="hi-IN"/>
-              </w:rPr>
-              <w:t>भर्न</w:t>
-            </w:r>
-            <w:r>
+              </w:rPr>
+              <w:t>.</w:t>
+            </w:r>
+          </w:p>
+        </w:tc>
+        <w:tc>
+          <w:tcPr>
+            <w:tcW w:w="713" w:type="pct"/>
+          </w:tcPr>
+          <w:p>
+            <w:pPr>
               <w:rPr>
                 <w:rFonts w:ascii="Preeti" w:hAnsi="Preeti" w:cs="Times New Roman"/>
                 <w:sz w:val="24"/>
                 <w:szCs w:val="24"/>
-                <w:cs/>
-                <w:lang w:bidi="hi-IN"/>
-              </w:rPr>
-              <w:t xml:space="preserve"> </w:t>
-            </w:r>
-            <w:r>
-              <w:rPr>
-                <w:rFonts w:ascii="Kokila" w:hAnsi="Kokila" w:cs="Kokila" w:hint="cs"/>
-                <w:sz w:val="24"/>
-                <w:szCs w:val="24"/>
-                <w:cs/>
-                <w:lang w:bidi="hi-IN"/>
-              </w:rPr>
-              <w:t>सक्छन्</w:t>
-            </w:r>
-            <w:r>
+              </w:rPr>
+            </w:pPr>
+          </w:p>
+        </w:tc>
+      </w:tr>
+      <w:tr>
+        <w:tc>
+          <w:tcPr>
+            <w:tcW w:w="4287" w:type="pct"/>
+          </w:tcPr>
+          <w:p>
+            <w:pPr>
+              <w:pStyle w:val="ListParagraph"/>
+              <w:numPr>
+                <w:ilvl w:val="0"/>
+                <w:numId w:val="2"/>
+              </w:numPr>
+              <w:ind w:left="251" w:hanging="251"/>
               <w:rPr>
                 <w:rFonts w:ascii="Preeti" w:hAnsi="Preeti" w:cs="Times New Roman"/>
                 <w:sz w:val="24"/>
                 <w:szCs w:val="24"/>
-                <w:cs/>
-                <w:lang w:bidi="hi-IN"/>
-              </w:rPr>
-              <w:t xml:space="preserve"> </w:t>
-            </w:r>
-            <w:r>
-              <w:rPr>
-                <w:rFonts w:ascii="Kokila" w:hAnsi="Kokila" w:cs="Kokila" w:hint="cs"/>
-                <w:sz w:val="24"/>
-                <w:szCs w:val="24"/>
-                <w:cs/>
-                <w:lang w:bidi="hi-IN"/>
-              </w:rPr>
-              <w:t>।</w:t>
+              </w:rPr>
+            </w:pPr>
+            <w:r>
+              <w:rPr>
+                <w:rFonts w:ascii="Preeti" w:hAnsi="Preeti" w:cs="Times New Roman"/>
+                <w:sz w:val="24"/>
+                <w:szCs w:val="24"/>
+              </w:rPr>
+              <w:t>lrq x]/L ldNg] zAbdf l7s -</w:t>
+            </w:r>
+            <w:r>
+              <w:rPr>
+                <w:rFonts w:ascii="Segoe UI Symbol" w:hAnsi="Segoe UI Symbol" w:cs="Segoe UI Symbol"/>
+                <w:sz w:val="24"/>
+                <w:szCs w:val="24"/>
+              </w:rPr>
+              <w:t>✔</w:t>
+            </w:r>
+            <w:r>
+              <w:rPr>
+                <w:rFonts w:ascii="Preeti" w:hAnsi="Preeti" w:cs="Times New Roman"/>
+                <w:sz w:val="24"/>
+                <w:szCs w:val="24"/>
+              </w:rPr>
+              <w:t>_ lrGx nufpg ;S5g\ .</w:t>
             </w:r>
           </w:p>
         </w:tc>
@@ -6245,7 +5385,7 @@
               <w:rPr>
                 <w:rFonts w:asciiTheme="majorBidi" w:hAnsiTheme="majorBidi" w:cstheme="majorBidi"/>
               </w:rPr>
-              <w:t>Can write the what comes before.</w:t>
+              <w:t>Can name the given shapes.</w:t>
             </w:r>
           </w:p>
         </w:tc>
@@ -6285,7 +5425,7 @@
               <w:rPr>
                 <w:rFonts w:asciiTheme="majorBidi" w:hAnsiTheme="majorBidi" w:cstheme="majorBidi"/>
               </w:rPr>
-              <w:t>Can write the what comes in between.</w:t>
+              <w:t>Can write the what comes before.</w:t>
             </w:r>
           </w:p>
         </w:tc>
@@ -6325,13 +5465,7 @@
               <w:rPr>
                 <w:rFonts w:asciiTheme="majorBidi" w:hAnsiTheme="majorBidi" w:cstheme="majorBidi"/>
               </w:rPr>
-              <w:t>Can write the</w:t>
-            </w:r>
-            <w:r>
-              <w:rPr>
-                <w:rFonts w:asciiTheme="majorBidi" w:hAnsiTheme="majorBidi" w:cstheme="majorBidi"/>
-              </w:rPr>
-              <w:t xml:space="preserve"> what comes after.</w:t>
+              <w:t>Can write the what comes in between.</w:t>
             </w:r>
           </w:p>
         </w:tc>
@@ -6371,7 +5505,13 @@
               <w:rPr>
                 <w:rFonts w:asciiTheme="majorBidi" w:hAnsiTheme="majorBidi" w:cstheme="majorBidi"/>
               </w:rPr>
-              <w:t>Can write the numerals as per given number names.</w:t>
+              <w:t>Can write the</w:t>
+            </w:r>
+            <w:r>
+              <w:rPr>
+                <w:rFonts w:asciiTheme="majorBidi" w:hAnsiTheme="majorBidi" w:cstheme="majorBidi"/>
+              </w:rPr>
+              <w:t xml:space="preserve"> what comes after.</w:t>
             </w:r>
           </w:p>
         </w:tc>
@@ -6411,6 +5551,46 @@
               <w:rPr>
                 <w:rFonts w:asciiTheme="majorBidi" w:hAnsiTheme="majorBidi" w:cstheme="majorBidi"/>
               </w:rPr>
+              <w:t>Can write the numerals as per given number names.</w:t>
+            </w:r>
+          </w:p>
+        </w:tc>
+        <w:tc>
+          <w:tcPr>
+            <w:tcW w:w="691" w:type="pct"/>
+          </w:tcPr>
+          <w:p>
+            <w:pPr>
+              <w:rPr>
+                <w:rFonts w:ascii="Times New Roman" w:hAnsi="Times New Roman" w:cs="Times New Roman"/>
+                <w:sz w:val="28"/>
+                <w:szCs w:val="28"/>
+              </w:rPr>
+            </w:pPr>
+          </w:p>
+        </w:tc>
+      </w:tr>
+      <w:tr>
+        <w:tc>
+          <w:tcPr>
+            <w:tcW w:w="4309" w:type="pct"/>
+          </w:tcPr>
+          <w:p>
+            <w:pPr>
+              <w:pStyle w:val="ListParagraph"/>
+              <w:numPr>
+                <w:ilvl w:val="0"/>
+                <w:numId w:val="1"/>
+              </w:numPr>
+              <w:ind w:left="247" w:hanging="247"/>
+              <w:rPr>
+                <w:rFonts w:asciiTheme="majorBidi" w:hAnsiTheme="majorBidi" w:cstheme="majorBidi"/>
+              </w:rPr>
+            </w:pPr>
+            <w:r>
+              <w:rPr>
+                <w:rFonts w:asciiTheme="majorBidi" w:hAnsiTheme="majorBidi" w:cstheme="majorBidi"/>
+              </w:rPr>
               <w:t>Can write the numbers name.</w:t>
             </w:r>
           </w:p>
@@ -6497,6 +5677,7 @@
               <w:rPr>
                 <w:rFonts w:asciiTheme="majorBidi" w:hAnsiTheme="majorBidi" w:cstheme="majorBidi"/>
               </w:rPr>
+              <w:lastRenderedPageBreak/>
               <w:t>Can write the Devanagari number’s name.</w:t>
             </w:r>
           </w:p>
@@ -6605,8 +5786,8 @@
           <w:rFonts w:asciiTheme="majorBidi" w:hAnsiTheme="majorBidi" w:cstheme="majorBidi"/>
           <w:b/>
           <w:caps/>
-          <w:sz w:val="28"/>
-          <w:szCs w:val="28"/>
+          <w:sz w:val="24"/>
+          <w:szCs w:val="24"/>
         </w:rPr>
       </w:pPr>
       <w:r>
@@ -6614,10 +5795,9 @@
           <w:rFonts w:asciiTheme="majorBidi" w:hAnsiTheme="majorBidi" w:cstheme="majorBidi"/>
           <w:b/>
           <w:bCs/>
-          <w:sz w:val="28"/>
-          <w:szCs w:val="28"/>
-        </w:rPr>
-        <w:lastRenderedPageBreak/>
+          <w:sz w:val="24"/>
+          <w:szCs w:val="24"/>
+        </w:rPr>
         <w:t>Social Science</w:t>
       </w:r>
     </w:p>
@@ -6704,15 +5884,15 @@
               <w:ind w:left="360"/>
               <w:rPr>
                 <w:rFonts w:asciiTheme="majorBidi" w:hAnsiTheme="majorBidi" w:cstheme="majorBidi"/>
-                <w:sz w:val="26"/>
-                <w:szCs w:val="26"/>
-              </w:rPr>
-            </w:pPr>
-            <w:r>
-              <w:rPr>
-                <w:rFonts w:asciiTheme="majorBidi" w:hAnsiTheme="majorBidi" w:cstheme="majorBidi"/>
-                <w:sz w:val="26"/>
-                <w:szCs w:val="26"/>
+                <w:sz w:val="24"/>
+                <w:szCs w:val="24"/>
+              </w:rPr>
+            </w:pPr>
+            <w:r>
+              <w:rPr>
+                <w:rFonts w:asciiTheme="majorBidi" w:hAnsiTheme="majorBidi" w:cstheme="majorBidi"/>
+                <w:sz w:val="24"/>
+                <w:szCs w:val="24"/>
               </w:rPr>
               <w:t>Can write the name of flowers.</w:t>
             </w:r>
@@ -6751,15 +5931,15 @@
               <w:ind w:left="360"/>
               <w:rPr>
                 <w:rFonts w:asciiTheme="majorBidi" w:hAnsiTheme="majorBidi" w:cstheme="majorBidi"/>
-                <w:sz w:val="26"/>
-                <w:szCs w:val="26"/>
-              </w:rPr>
-            </w:pPr>
-            <w:r>
-              <w:rPr>
-                <w:rFonts w:asciiTheme="majorBidi" w:hAnsiTheme="majorBidi" w:cstheme="majorBidi"/>
-                <w:sz w:val="26"/>
-                <w:szCs w:val="26"/>
+                <w:sz w:val="24"/>
+                <w:szCs w:val="24"/>
+              </w:rPr>
+            </w:pPr>
+            <w:r>
+              <w:rPr>
+                <w:rFonts w:asciiTheme="majorBidi" w:hAnsiTheme="majorBidi" w:cstheme="majorBidi"/>
+                <w:sz w:val="24"/>
+                <w:szCs w:val="24"/>
               </w:rPr>
               <w:t>Can write the name of body parts.</w:t>
             </w:r>
@@ -6798,15 +5978,15 @@
               <w:ind w:left="360"/>
               <w:rPr>
                 <w:rFonts w:asciiTheme="majorBidi" w:hAnsiTheme="majorBidi" w:cstheme="majorBidi"/>
-                <w:sz w:val="26"/>
-                <w:szCs w:val="26"/>
-              </w:rPr>
-            </w:pPr>
-            <w:r>
-              <w:rPr>
-                <w:rFonts w:asciiTheme="majorBidi" w:hAnsiTheme="majorBidi" w:cstheme="majorBidi"/>
-                <w:sz w:val="26"/>
-                <w:szCs w:val="26"/>
+                <w:sz w:val="24"/>
+                <w:szCs w:val="24"/>
+              </w:rPr>
+            </w:pPr>
+            <w:r>
+              <w:rPr>
+                <w:rFonts w:asciiTheme="majorBidi" w:hAnsiTheme="majorBidi" w:cstheme="majorBidi"/>
+                <w:sz w:val="24"/>
+                <w:szCs w:val="24"/>
               </w:rPr>
               <w:t>Can write the name of vegetables.</w:t>
             </w:r>
@@ -6845,15 +6025,15 @@
               <w:ind w:left="360"/>
               <w:rPr>
                 <w:rFonts w:asciiTheme="majorBidi" w:hAnsiTheme="majorBidi" w:cstheme="majorBidi"/>
-                <w:sz w:val="26"/>
-                <w:szCs w:val="26"/>
-              </w:rPr>
-            </w:pPr>
-            <w:r>
-              <w:rPr>
-                <w:rFonts w:asciiTheme="majorBidi" w:hAnsiTheme="majorBidi" w:cstheme="majorBidi"/>
-                <w:sz w:val="26"/>
-                <w:szCs w:val="26"/>
+                <w:sz w:val="24"/>
+                <w:szCs w:val="24"/>
+              </w:rPr>
+            </w:pPr>
+            <w:r>
+              <w:rPr>
+                <w:rFonts w:asciiTheme="majorBidi" w:hAnsiTheme="majorBidi" w:cstheme="majorBidi"/>
+                <w:sz w:val="24"/>
+                <w:szCs w:val="24"/>
               </w:rPr>
               <w:t>Can write the name of sources of water.</w:t>
             </w:r>
@@ -6892,15 +6072,15 @@
               <w:ind w:left="360"/>
               <w:rPr>
                 <w:rFonts w:asciiTheme="majorBidi" w:hAnsiTheme="majorBidi" w:cstheme="majorBidi"/>
-                <w:sz w:val="26"/>
-                <w:szCs w:val="26"/>
-              </w:rPr>
-            </w:pPr>
-            <w:r>
-              <w:rPr>
-                <w:rFonts w:asciiTheme="majorBidi" w:hAnsiTheme="majorBidi" w:cstheme="majorBidi"/>
-                <w:sz w:val="26"/>
-                <w:szCs w:val="26"/>
+                <w:sz w:val="24"/>
+                <w:szCs w:val="24"/>
+              </w:rPr>
+            </w:pPr>
+            <w:r>
+              <w:rPr>
+                <w:rFonts w:asciiTheme="majorBidi" w:hAnsiTheme="majorBidi" w:cstheme="majorBidi"/>
+                <w:sz w:val="24"/>
+                <w:szCs w:val="24"/>
               </w:rPr>
               <w:t>Can write the re-arrange letters to name the playground things.</w:t>
             </w:r>
@@ -6939,11 +6119,15 @@
               <w:ind w:left="360"/>
               <w:rPr>
                 <w:rFonts w:asciiTheme="majorBidi" w:hAnsiTheme="majorBidi" w:cstheme="majorBidi"/>
-              </w:rPr>
-            </w:pPr>
-            <w:r>
-              <w:rPr>
-                <w:rFonts w:asciiTheme="majorBidi" w:hAnsiTheme="majorBidi" w:cstheme="majorBidi"/>
+                <w:sz w:val="24"/>
+                <w:szCs w:val="24"/>
+              </w:rPr>
+            </w:pPr>
+            <w:r>
+              <w:rPr>
+                <w:rFonts w:asciiTheme="majorBidi" w:hAnsiTheme="majorBidi" w:cstheme="majorBidi"/>
+                <w:sz w:val="24"/>
+                <w:szCs w:val="24"/>
               </w:rPr>
               <w:t>Can circle the similar words.</w:t>
             </w:r>
@@ -6982,15 +6166,15 @@
               <w:ind w:left="360"/>
               <w:rPr>
                 <w:rFonts w:asciiTheme="majorBidi" w:hAnsiTheme="majorBidi" w:cstheme="majorBidi"/>
-                <w:sz w:val="26"/>
-                <w:szCs w:val="26"/>
-              </w:rPr>
-            </w:pPr>
-            <w:r>
-              <w:rPr>
-                <w:rFonts w:asciiTheme="majorBidi" w:hAnsiTheme="majorBidi" w:cstheme="majorBidi"/>
-                <w:sz w:val="26"/>
-                <w:szCs w:val="26"/>
+                <w:sz w:val="24"/>
+                <w:szCs w:val="24"/>
+              </w:rPr>
+            </w:pPr>
+            <w:r>
+              <w:rPr>
+                <w:rFonts w:asciiTheme="majorBidi" w:hAnsiTheme="majorBidi" w:cstheme="majorBidi"/>
+                <w:sz w:val="24"/>
+                <w:szCs w:val="24"/>
               </w:rPr>
               <w:t>Can name the given picture.</w:t>
             </w:r>
@@ -7029,17 +6213,33 @@
               <w:ind w:left="360"/>
               <w:rPr>
                 <w:rFonts w:asciiTheme="majorBidi" w:hAnsiTheme="majorBidi" w:cstheme="majorBidi"/>
-                <w:sz w:val="26"/>
-                <w:szCs w:val="26"/>
-              </w:rPr>
-            </w:pPr>
-            <w:r>
-              <w:rPr>
-                <w:rFonts w:asciiTheme="majorBidi" w:hAnsiTheme="majorBidi" w:cstheme="majorBidi"/>
-                <w:sz w:val="26"/>
-                <w:szCs w:val="26"/>
-              </w:rPr>
-              <w:t>Can name the given pictures.</w:t>
+                <w:sz w:val="24"/>
+                <w:szCs w:val="24"/>
+              </w:rPr>
+            </w:pPr>
+            <w:r>
+              <w:rPr>
+                <w:rFonts w:asciiTheme="majorBidi" w:hAnsiTheme="majorBidi" w:cstheme="majorBidi"/>
+                <w:sz w:val="24"/>
+                <w:szCs w:val="24"/>
+              </w:rPr>
+              <w:t xml:space="preserve">Can write the missing letters in each </w:t>
+            </w:r>
+            <w:r>
+              <w:rPr>
+                <w:rFonts w:asciiTheme="majorBidi" w:hAnsiTheme="majorBidi" w:cstheme="majorBidi"/>
+                <w:sz w:val="24"/>
+                <w:szCs w:val="24"/>
+              </w:rPr>
+              <w:t>word</w:t>
+            </w:r>
+            <w:r>
+              <w:rPr>
+                <w:rFonts w:asciiTheme="majorBidi" w:hAnsiTheme="majorBidi" w:cstheme="majorBidi"/>
+                <w:sz w:val="24"/>
+                <w:szCs w:val="24"/>
+              </w:rPr>
+              <w:t>.</w:t>
             </w:r>
           </w:p>
         </w:tc>
@@ -7076,35 +6276,17 @@
               <w:ind w:left="360"/>
               <w:rPr>
                 <w:rFonts w:asciiTheme="majorBidi" w:hAnsiTheme="majorBidi" w:cstheme="majorBidi"/>
-                <w:sz w:val="26"/>
-                <w:szCs w:val="26"/>
-              </w:rPr>
-            </w:pPr>
-            <w:r>
-              <w:rPr>
-                <w:rFonts w:asciiTheme="majorBidi" w:hAnsiTheme="majorBidi" w:cstheme="majorBidi"/>
-                <w:sz w:val="26"/>
-                <w:szCs w:val="26"/>
-              </w:rPr>
-              <w:t xml:space="preserve">Can write the missing letters in each </w:t>
-            </w:r>
-            <w:proofErr w:type="gramStart"/>
-            <w:r>
-              <w:rPr>
-                <w:rFonts w:asciiTheme="majorBidi" w:hAnsiTheme="majorBidi" w:cstheme="majorBidi"/>
-                <w:sz w:val="26"/>
-                <w:szCs w:val="26"/>
-              </w:rPr>
-              <w:t>words</w:t>
-            </w:r>
-            <w:proofErr w:type="gramEnd"/>
-            <w:r>
-              <w:rPr>
-                <w:rFonts w:asciiTheme="majorBidi" w:hAnsiTheme="majorBidi" w:cstheme="majorBidi"/>
-                <w:sz w:val="26"/>
-                <w:szCs w:val="26"/>
-              </w:rPr>
-              <w:t>.</w:t>
+                <w:sz w:val="24"/>
+                <w:szCs w:val="24"/>
+              </w:rPr>
+            </w:pPr>
+            <w:r>
+              <w:rPr>
+                <w:rFonts w:asciiTheme="majorBidi" w:hAnsiTheme="majorBidi" w:cstheme="majorBidi"/>
+                <w:sz w:val="24"/>
+                <w:szCs w:val="24"/>
+              </w:rPr>
+              <w:t>Can match the words with pictures.</w:t>
             </w:r>
           </w:p>
         </w:tc>
@@ -7141,17 +6323,17 @@
               <w:ind w:left="360"/>
               <w:rPr>
                 <w:rFonts w:asciiTheme="majorBidi" w:hAnsiTheme="majorBidi" w:cstheme="majorBidi"/>
-                <w:sz w:val="26"/>
-                <w:szCs w:val="26"/>
-              </w:rPr>
-            </w:pPr>
-            <w:r>
-              <w:rPr>
-                <w:rFonts w:asciiTheme="majorBidi" w:hAnsiTheme="majorBidi" w:cstheme="majorBidi"/>
-                <w:sz w:val="26"/>
-                <w:szCs w:val="26"/>
-              </w:rPr>
-              <w:t>Can match the words with pictures.</w:t>
+                <w:sz w:val="24"/>
+                <w:szCs w:val="24"/>
+              </w:rPr>
+            </w:pPr>
+            <w:r>
+              <w:rPr>
+                <w:rFonts w:asciiTheme="majorBidi" w:hAnsiTheme="majorBidi" w:cstheme="majorBidi"/>
+                <w:sz w:val="24"/>
+                <w:szCs w:val="24"/>
+              </w:rPr>
+              <w:t>Can write ‘B’ for birds and ‘I’ for insects.</w:t>
             </w:r>
           </w:p>
         </w:tc>
@@ -7188,62 +6370,15 @@
               <w:ind w:left="360"/>
               <w:rPr>
                 <w:rFonts w:asciiTheme="majorBidi" w:hAnsiTheme="majorBidi" w:cstheme="majorBidi"/>
-                <w:sz w:val="26"/>
-                <w:szCs w:val="26"/>
-              </w:rPr>
-            </w:pPr>
-            <w:r>
-              <w:rPr>
-                <w:rFonts w:asciiTheme="majorBidi" w:hAnsiTheme="majorBidi" w:cstheme="majorBidi"/>
-                <w:sz w:val="26"/>
-                <w:szCs w:val="26"/>
-              </w:rPr>
-              <w:t>Can write ‘B’ for birds and ‘I’ for insects.</w:t>
-            </w:r>
-          </w:p>
-        </w:tc>
-        <w:tc>
-          <w:tcPr>
-            <w:tcW w:w="716" w:type="pct"/>
-          </w:tcPr>
-          <w:p>
-            <w:pPr>
-              <w:rPr>
-                <w:rFonts w:asciiTheme="majorBidi" w:hAnsiTheme="majorBidi" w:cstheme="majorBidi"/>
-                <w:sz w:val="28"/>
-                <w:szCs w:val="28"/>
-              </w:rPr>
-            </w:pPr>
-          </w:p>
-        </w:tc>
-      </w:tr>
-      <w:tr>
-        <w:trPr>
-          <w:trHeight w:val="341"/>
-        </w:trPr>
-        <w:tc>
-          <w:tcPr>
-            <w:tcW w:w="4284" w:type="pct"/>
-          </w:tcPr>
-          <w:p>
-            <w:pPr>
-              <w:pStyle w:val="ListParagraph"/>
-              <w:numPr>
-                <w:ilvl w:val="0"/>
-                <w:numId w:val="1"/>
-              </w:numPr>
-              <w:ind w:left="360"/>
-              <w:rPr>
-                <w:rFonts w:asciiTheme="majorBidi" w:hAnsiTheme="majorBidi" w:cstheme="majorBidi"/>
-                <w:sz w:val="26"/>
-                <w:szCs w:val="26"/>
-              </w:rPr>
-            </w:pPr>
-            <w:r>
-              <w:rPr>
-                <w:rFonts w:asciiTheme="majorBidi" w:hAnsiTheme="majorBidi" w:cstheme="majorBidi"/>
-                <w:sz w:val="26"/>
-                <w:szCs w:val="26"/>
+                <w:sz w:val="24"/>
+                <w:szCs w:val="24"/>
+              </w:rPr>
+            </w:pPr>
+            <w:r>
+              <w:rPr>
+                <w:rFonts w:asciiTheme="majorBidi" w:hAnsiTheme="majorBidi" w:cstheme="majorBidi"/>
+                <w:sz w:val="24"/>
+                <w:szCs w:val="24"/>
               </w:rPr>
               <w:t>Can write ‘L’ for land ‘A’ for air, and ‘W’ for water transportation.</w:t>
             </w:r>
@@ -7382,27 +6517,7 @@
                 <w:sz w:val="26"/>
                 <w:szCs w:val="26"/>
               </w:rPr>
-              <w:t xml:space="preserve">Can join the dots and </w:t>
-            </w:r>
-            <w:proofErr w:type="spellStart"/>
-            <w:r>
-              <w:rPr>
-                <w:rFonts w:asciiTheme="majorBidi" w:hAnsiTheme="majorBidi" w:cstheme="majorBidi"/>
-                <w:bCs/>
-                <w:sz w:val="26"/>
-                <w:szCs w:val="26"/>
-              </w:rPr>
-              <w:t>colour</w:t>
-            </w:r>
-            <w:proofErr w:type="spellEnd"/>
-            <w:r>
-              <w:rPr>
-                <w:rFonts w:asciiTheme="majorBidi" w:hAnsiTheme="majorBidi" w:cstheme="majorBidi"/>
-                <w:bCs/>
-                <w:sz w:val="26"/>
-                <w:szCs w:val="26"/>
-              </w:rPr>
-              <w:t xml:space="preserve"> it.</w:t>
+              <w:t>Can join the dots and colour it.</w:t>
             </w:r>
           </w:p>
         </w:tc>
@@ -7452,27 +6567,7 @@
                 <w:sz w:val="26"/>
                 <w:szCs w:val="26"/>
               </w:rPr>
-              <w:t xml:space="preserve">Can draw the beautiful flower and </w:t>
-            </w:r>
-            <w:proofErr w:type="spellStart"/>
-            <w:r>
-              <w:rPr>
-                <w:rFonts w:asciiTheme="majorBidi" w:hAnsiTheme="majorBidi" w:cstheme="majorBidi"/>
-                <w:bCs/>
-                <w:sz w:val="26"/>
-                <w:szCs w:val="26"/>
-              </w:rPr>
-              <w:t>colur</w:t>
-            </w:r>
-            <w:proofErr w:type="spellEnd"/>
-            <w:r>
-              <w:rPr>
-                <w:rFonts w:asciiTheme="majorBidi" w:hAnsiTheme="majorBidi" w:cstheme="majorBidi"/>
-                <w:bCs/>
-                <w:sz w:val="26"/>
-                <w:szCs w:val="26"/>
-              </w:rPr>
-              <w:t xml:space="preserve"> it.</w:t>
+              <w:t>Can draw the beautiful flower and colur it.</w:t>
             </w:r>
           </w:p>
         </w:tc>
@@ -7522,27 +6617,7 @@
                 <w:sz w:val="26"/>
                 <w:szCs w:val="26"/>
               </w:rPr>
-              <w:t xml:space="preserve">Can </w:t>
-            </w:r>
-            <w:proofErr w:type="spellStart"/>
-            <w:r>
-              <w:rPr>
-                <w:rFonts w:asciiTheme="majorBidi" w:hAnsiTheme="majorBidi" w:cstheme="majorBidi"/>
-                <w:bCs/>
-                <w:sz w:val="26"/>
-                <w:szCs w:val="26"/>
-              </w:rPr>
-              <w:t>colour</w:t>
-            </w:r>
-            <w:proofErr w:type="spellEnd"/>
-            <w:r>
-              <w:rPr>
-                <w:rFonts w:asciiTheme="majorBidi" w:hAnsiTheme="majorBidi" w:cstheme="majorBidi"/>
-                <w:bCs/>
-                <w:sz w:val="26"/>
-                <w:szCs w:val="26"/>
-              </w:rPr>
-              <w:t xml:space="preserve"> the same pictures.</w:t>
+              <w:t>Can colour the same pictures.</w:t>
             </w:r>
           </w:p>
         </w:tc>
@@ -7592,27 +6667,7 @@
                 <w:sz w:val="26"/>
                 <w:szCs w:val="26"/>
               </w:rPr>
-              <w:t xml:space="preserve">Can complete the given shapes and </w:t>
-            </w:r>
-            <w:proofErr w:type="spellStart"/>
-            <w:r>
-              <w:rPr>
-                <w:rFonts w:asciiTheme="majorBidi" w:hAnsiTheme="majorBidi" w:cstheme="majorBidi"/>
-                <w:bCs/>
-                <w:sz w:val="26"/>
-                <w:szCs w:val="26"/>
-              </w:rPr>
-              <w:t>colour</w:t>
-            </w:r>
-            <w:proofErr w:type="spellEnd"/>
-            <w:r>
-              <w:rPr>
-                <w:rFonts w:asciiTheme="majorBidi" w:hAnsiTheme="majorBidi" w:cstheme="majorBidi"/>
-                <w:bCs/>
-                <w:sz w:val="26"/>
-                <w:szCs w:val="26"/>
-              </w:rPr>
-              <w:t xml:space="preserve"> it.</w:t>
+              <w:t>Can complete the given shapes and colour it.</w:t>
             </w:r>
           </w:p>
         </w:tc>
@@ -7662,27 +6717,7 @@
                 <w:sz w:val="26"/>
                 <w:szCs w:val="26"/>
               </w:rPr>
-              <w:t xml:space="preserve">Can </w:t>
-            </w:r>
-            <w:proofErr w:type="spellStart"/>
-            <w:r>
-              <w:rPr>
-                <w:rFonts w:asciiTheme="majorBidi" w:hAnsiTheme="majorBidi" w:cstheme="majorBidi"/>
-                <w:bCs/>
-                <w:sz w:val="26"/>
-                <w:szCs w:val="26"/>
-              </w:rPr>
-              <w:t>colour</w:t>
-            </w:r>
-            <w:proofErr w:type="spellEnd"/>
-            <w:r>
-              <w:rPr>
-                <w:rFonts w:asciiTheme="majorBidi" w:hAnsiTheme="majorBidi" w:cstheme="majorBidi"/>
-                <w:bCs/>
-                <w:sz w:val="26"/>
-                <w:szCs w:val="26"/>
-              </w:rPr>
-              <w:t xml:space="preserve"> the given pictures.</w:t>
+              <w:t>Can colour the given pictures.</w:t>
             </w:r>
           </w:p>
         </w:tc>
@@ -7711,8 +6746,8 @@
           <w:rFonts w:ascii="Times New Roman" w:hAnsi="Times New Roman" w:cs="Times New Roman"/>
           <w:b/>
           <w:caps/>
-          <w:sz w:val="28"/>
-          <w:szCs w:val="28"/>
+          <w:sz w:val="24"/>
+          <w:szCs w:val="24"/>
         </w:rPr>
       </w:pPr>
       <w:r>
@@ -7720,8 +6755,8 @@
           <w:rFonts w:ascii="Times New Roman" w:hAnsi="Times New Roman" w:cs="Times New Roman"/>
           <w:b/>
           <w:caps/>
-          <w:sz w:val="28"/>
-          <w:szCs w:val="28"/>
+          <w:sz w:val="24"/>
+          <w:szCs w:val="24"/>
         </w:rPr>
         <w:t>PLE (LIFE SKILLS)</w:t>
       </w:r>
@@ -8044,23 +7079,13 @@
                 <w:szCs w:val="24"/>
               </w:rPr>
             </w:pPr>
-            <w:proofErr w:type="spellStart"/>
-            <w:r>
-              <w:rPr>
-                <w:rFonts w:asciiTheme="majorBidi" w:hAnsiTheme="majorBidi" w:cstheme="majorBidi"/>
-                <w:sz w:val="24"/>
-                <w:szCs w:val="24"/>
-              </w:rPr>
-              <w:t>Sponing</w:t>
-            </w:r>
-            <w:proofErr w:type="spellEnd"/>
-            <w:r>
-              <w:rPr>
-                <w:rFonts w:asciiTheme="majorBidi" w:hAnsiTheme="majorBidi" w:cstheme="majorBidi"/>
-                <w:sz w:val="24"/>
-                <w:szCs w:val="24"/>
-              </w:rPr>
-              <w:t xml:space="preserve"> bowl</w:t>
+            <w:r>
+              <w:rPr>
+                <w:rFonts w:asciiTheme="majorBidi" w:hAnsiTheme="majorBidi" w:cstheme="majorBidi"/>
+                <w:sz w:val="24"/>
+                <w:szCs w:val="24"/>
+              </w:rPr>
+              <w:t>Sponing bowl</w:t>
             </w:r>
           </w:p>
         </w:tc>
@@ -8132,19 +7157,6 @@
         </w:tc>
       </w:tr>
     </w:tbl>
-    <w:p>
-      <w:pPr>
-        <w:spacing w:after="0" w:line="240" w:lineRule="auto"/>
-        <w:jc w:val="center"/>
-        <w:rPr>
-          <w:rFonts w:ascii="Times New Roman" w:hAnsi="Times New Roman" w:cs="Times New Roman"/>
-          <w:b/>
-          <w:caps/>
-          <w:sz w:val="28"/>
-          <w:szCs w:val="28"/>
-        </w:rPr>
-      </w:pPr>
-    </w:p>
     <w:p>
       <w:pPr>
         <w:spacing w:after="0" w:line="240" w:lineRule="auto"/>
@@ -8285,27 +7297,7 @@
                 <w:sz w:val="26"/>
                 <w:szCs w:val="26"/>
               </w:rPr>
-              <w:t xml:space="preserve">Hello </w:t>
-            </w:r>
-            <w:proofErr w:type="spellStart"/>
-            <w:proofErr w:type="gramStart"/>
-            <w:r>
-              <w:rPr>
-                <w:rFonts w:ascii="Times New Roman" w:hAnsi="Times New Roman" w:cs="Times New Roman"/>
-                <w:sz w:val="26"/>
-                <w:szCs w:val="26"/>
-              </w:rPr>
-              <w:t>Hello</w:t>
-            </w:r>
-            <w:proofErr w:type="spellEnd"/>
-            <w:proofErr w:type="gramEnd"/>
-            <w:r>
-              <w:rPr>
-                <w:rFonts w:ascii="Times New Roman" w:hAnsi="Times New Roman" w:cs="Times New Roman"/>
-                <w:sz w:val="26"/>
-                <w:szCs w:val="26"/>
-              </w:rPr>
-              <w:t xml:space="preserve"> how are you?</w:t>
+              <w:t>Hello Hello how are you?</w:t>
             </w:r>
           </w:p>
         </w:tc>
@@ -8684,18 +7676,8 @@
                 <w:sz w:val="26"/>
                 <w:szCs w:val="26"/>
               </w:rPr>
-              <w:t>I am happy today</w:t>
-            </w:r>
-            <w:proofErr w:type="gramStart"/>
-            <w:r>
-              <w:rPr>
-                <w:rFonts w:ascii="Times New Roman" w:hAnsi="Times New Roman" w:cs="Kokila"/>
-                <w:sz w:val="26"/>
-                <w:szCs w:val="26"/>
-              </w:rPr>
-              <w:t>…..</w:t>
-            </w:r>
-            <w:proofErr w:type="gramEnd"/>
+              <w:t>I am happy today…..</w:t>
+            </w:r>
           </w:p>
         </w:tc>
         <w:tc>
@@ -8740,43 +7722,7 @@
                 <w:sz w:val="26"/>
                 <w:szCs w:val="26"/>
               </w:rPr>
-              <w:t xml:space="preserve">A ram </w:t>
-            </w:r>
-            <w:proofErr w:type="spellStart"/>
-            <w:r>
-              <w:rPr>
-                <w:rFonts w:ascii="Times New Roman" w:hAnsi="Times New Roman" w:cs="Kokila"/>
-                <w:sz w:val="26"/>
-                <w:szCs w:val="26"/>
-              </w:rPr>
-              <w:t>sam</w:t>
-            </w:r>
-            <w:proofErr w:type="spellEnd"/>
-            <w:r>
-              <w:rPr>
-                <w:rFonts w:ascii="Times New Roman" w:hAnsi="Times New Roman" w:cs="Kokila"/>
-                <w:sz w:val="26"/>
-                <w:szCs w:val="26"/>
-              </w:rPr>
-              <w:t xml:space="preserve"> </w:t>
-            </w:r>
-            <w:proofErr w:type="spellStart"/>
-            <w:r>
-              <w:rPr>
-                <w:rFonts w:ascii="Times New Roman" w:hAnsi="Times New Roman" w:cs="Kokila"/>
-                <w:sz w:val="26"/>
-                <w:szCs w:val="26"/>
-              </w:rPr>
-              <w:t>sam</w:t>
-            </w:r>
-            <w:proofErr w:type="spellEnd"/>
-            <w:r>
-              <w:rPr>
-                <w:rFonts w:ascii="Times New Roman" w:hAnsi="Times New Roman" w:cs="Kokila"/>
-                <w:sz w:val="26"/>
-                <w:szCs w:val="26"/>
-              </w:rPr>
-              <w:t>……….</w:t>
+              <w:t>A ram sam sam……….</w:t>
             </w:r>
           </w:p>
         </w:tc>
@@ -8816,7 +7762,6 @@
                 <w:szCs w:val="28"/>
               </w:rPr>
             </w:pPr>
-            <w:proofErr w:type="spellStart"/>
             <w:r>
               <w:rPr>
                 <w:rFonts w:ascii="Preeti" w:hAnsi="Preeti" w:cs="Kokila"/>
@@ -8847,37 +7792,16 @@
                 <w:sz w:val="28"/>
                 <w:szCs w:val="28"/>
               </w:rPr>
-              <w:t>f</w:t>
-            </w:r>
-            <w:proofErr w:type="spellEnd"/>
-            <w:proofErr w:type="gramStart"/>
+              <w:t>f]</w:t>
+            </w:r>
             <w:r>
               <w:rPr>
                 <w:rFonts w:ascii="Preeti" w:hAnsi="Preeti" w:cs="Kokila"/>
                 <w:sz w:val="28"/>
                 <w:szCs w:val="28"/>
               </w:rPr>
-              <w:t>]</w:t>
-            </w:r>
-            <w:r>
-              <w:rPr>
-                <w:rFonts w:ascii="Preeti" w:hAnsi="Preeti" w:cs="Kokila"/>
-                <w:sz w:val="28"/>
-                <w:szCs w:val="28"/>
-              </w:rPr>
-              <w:t xml:space="preserve"> ;</w:t>
-            </w:r>
-            <w:proofErr w:type="spellStart"/>
-            <w:r>
-              <w:rPr>
-                <w:rFonts w:ascii="Preeti" w:hAnsi="Preeti" w:cs="Kokila"/>
-                <w:sz w:val="28"/>
-                <w:szCs w:val="28"/>
-              </w:rPr>
-              <w:t>d'bfo</w:t>
-            </w:r>
-            <w:proofErr w:type="spellEnd"/>
-            <w:proofErr w:type="gramEnd"/>
+              <w:t xml:space="preserve"> ;d'bfo</w:t>
+            </w:r>
             <w:r>
               <w:rPr>
                 <w:rFonts w:ascii="Preeti" w:hAnsi="Preeti" w:cs="Kokila"/>
@@ -9084,7 +8008,6 @@
                 <w:lang w:bidi="ne-NP"/>
               </w:rPr>
             </w:pPr>
-            <w:proofErr w:type="spellStart"/>
             <w:r>
               <w:rPr>
                 <w:rFonts w:ascii="Preeti" w:hAnsi="Preeti" w:cs="Kokila"/>
@@ -9101,9 +8024,8 @@
                 <w:szCs w:val="28"/>
                 <w:lang w:bidi="ne-NP"/>
               </w:rPr>
-              <w:t>gfj</w:t>
-            </w:r>
-            <w:proofErr w:type="spellEnd"/>
+              <w:t>gfj/</w:t>
+            </w:r>
             <w:r>
               <w:rPr>
                 <w:rFonts w:ascii="Preeti" w:hAnsi="Preeti" w:cs="Kokila"/>
@@ -9111,36 +8033,7 @@
                 <w:szCs w:val="28"/>
                 <w:lang w:bidi="ne-NP"/>
               </w:rPr>
-              <w:t>/</w:t>
-            </w:r>
-            <w:r>
-              <w:rPr>
-                <w:rFonts w:ascii="Preeti" w:hAnsi="Preeti" w:cs="Kokila"/>
-                <w:sz w:val="28"/>
-                <w:szCs w:val="28"/>
-                <w:lang w:bidi="ne-NP"/>
-              </w:rPr>
-              <w:t xml:space="preserve"> y/L y/L </w:t>
-            </w:r>
-            <w:proofErr w:type="spellStart"/>
-            <w:r>
-              <w:rPr>
-                <w:rFonts w:ascii="Preeti" w:hAnsi="Preeti" w:cs="Kokila"/>
-                <w:sz w:val="28"/>
-                <w:szCs w:val="28"/>
-                <w:lang w:bidi="ne-NP"/>
-              </w:rPr>
-              <w:t>xfd|f</w:t>
-            </w:r>
-            <w:proofErr w:type="spellEnd"/>
-            <w:r>
-              <w:rPr>
-                <w:rFonts w:ascii="Preeti" w:hAnsi="Preeti" w:cs="Kokila"/>
-                <w:sz w:val="28"/>
-                <w:szCs w:val="28"/>
-                <w:lang w:bidi="ne-NP"/>
-              </w:rPr>
-              <w:t>] j/Lk/L ===============</w:t>
+              <w:t xml:space="preserve"> y/L y/L xfd|f] j/Lk/L ===============</w:t>
             </w:r>
           </w:p>
         </w:tc>
@@ -9250,8 +8143,6 @@
                 <w:lang w:bidi="ne-NP"/>
               </w:rPr>
             </w:pPr>
-            <w:proofErr w:type="spellStart"/>
-            <w:proofErr w:type="gramStart"/>
             <w:r>
               <w:rPr>
                 <w:rFonts w:ascii="Preeti" w:hAnsi="Preeti" w:cs="Kokila"/>
@@ -9261,7 +8152,6 @@
               </w:rPr>
               <w:t>dnfO</w:t>
             </w:r>
-            <w:proofErr w:type="spellEnd"/>
             <w:r>
               <w:rPr>
                 <w:rFonts w:ascii="Preeti" w:hAnsi="Preeti" w:cs="Kokila"/>
@@ -9278,10 +8168,8 @@
                 <w:szCs w:val="28"/>
                 <w:lang w:bidi="ne-NP"/>
               </w:rPr>
-              <w:t xml:space="preserve"> :</w:t>
-            </w:r>
-            <w:proofErr w:type="spellStart"/>
-            <w:proofErr w:type="gramEnd"/>
+              <w:t xml:space="preserve"> :s'n dg k</w:t>
+            </w:r>
             <w:r>
               <w:rPr>
                 <w:rFonts w:ascii="Preeti" w:hAnsi="Preeti" w:cs="Kokila"/>
@@ -9289,9 +8177,8 @@
                 <w:szCs w:val="28"/>
                 <w:lang w:bidi="ne-NP"/>
               </w:rPr>
-              <w:t>s'n</w:t>
-            </w:r>
-            <w:proofErr w:type="spellEnd"/>
+              <w:t>5</w:t>
+            </w:r>
             <w:r>
               <w:rPr>
                 <w:rFonts w:ascii="Preeti" w:hAnsi="Preeti" w:cs="Kokila"/>
@@ -9299,28 +8186,8 @@
                 <w:szCs w:val="28"/>
                 <w:lang w:bidi="ne-NP"/>
               </w:rPr>
-              <w:t xml:space="preserve"> dg k</w:t>
-            </w:r>
-            <w:proofErr w:type="gramStart"/>
-            <w:r>
-              <w:rPr>
-                <w:rFonts w:ascii="Preeti" w:hAnsi="Preeti" w:cs="Kokila"/>
-                <w:sz w:val="28"/>
-                <w:szCs w:val="28"/>
-                <w:lang w:bidi="ne-NP"/>
-              </w:rPr>
-              <w:t>5</w:t>
-            </w:r>
-            <w:r>
-              <w:rPr>
-                <w:rFonts w:ascii="Preeti" w:hAnsi="Preeti" w:cs="Kokila"/>
-                <w:sz w:val="28"/>
-                <w:szCs w:val="28"/>
-                <w:lang w:bidi="ne-NP"/>
-              </w:rPr>
               <w:t>{ .</w:t>
             </w:r>
-            <w:proofErr w:type="gramEnd"/>
           </w:p>
         </w:tc>
         <w:tc>
@@ -9662,7 +8529,6 @@
                 <w:lang w:bidi="ne-NP"/>
               </w:rPr>
             </w:pPr>
-            <w:proofErr w:type="spellStart"/>
             <w:r>
               <w:rPr>
                 <w:rFonts w:asciiTheme="majorBidi" w:hAnsiTheme="majorBidi" w:cstheme="majorBidi"/>
@@ -9670,17 +8536,7 @@
                 <w:szCs w:val="26"/>
                 <w:lang w:bidi="ne-NP"/>
               </w:rPr>
-              <w:t>Maths</w:t>
-            </w:r>
-            <w:proofErr w:type="spellEnd"/>
-            <w:r>
-              <w:rPr>
-                <w:rFonts w:asciiTheme="majorBidi" w:hAnsiTheme="majorBidi" w:cstheme="majorBidi"/>
-                <w:sz w:val="26"/>
-                <w:szCs w:val="26"/>
-                <w:lang w:bidi="ne-NP"/>
-              </w:rPr>
-              <w:t xml:space="preserve"> activities</w:t>
+              <w:t>Maths activities</w:t>
             </w:r>
           </w:p>
         </w:tc>
@@ -9889,16 +8745,6 @@
         </w:tc>
       </w:tr>
     </w:tbl>
-    <w:p>
-      <w:pPr>
-        <w:jc w:val="center"/>
-        <w:rPr>
-          <w:rFonts w:ascii="Times New Roman" w:hAnsi="Times New Roman" w:cs="Times New Roman"/>
-          <w:sz w:val="24"/>
-          <w:szCs w:val="16"/>
-        </w:rPr>
-      </w:pPr>
-    </w:p>
     <w:p>
       <w:pPr>
         <w:ind w:left="1008"/>
@@ -11437,7 +10283,7 @@
     </w:p>
     <w:sectPr>
       <w:pgSz w:w="16839" w:h="11907" w:orient="landscape" w:code="9"/>
-      <w:pgMar w:top="450" w:right="720" w:bottom="90" w:left="720" w:header="720" w:footer="720" w:gutter="0"/>
+      <w:pgMar w:top="450" w:right="720" w:bottom="270" w:left="720" w:header="720" w:footer="720" w:gutter="0"/>
       <w:cols w:num="2" w:space="1359"/>
       <w:docGrid w:linePitch="360"/>
     </w:sectPr>
